--- a/files/docx/resume_ua.docx
+++ b/files/docx/resume_ua.docx
@@ -855,6 +855,27 @@
     </w:p>
     <w:p>
       <w:pPr>
+        <w:widowControl w:val="0"/>
+        <w:spacing w:line="360" w:lineRule="auto"/>
+        <w:ind w:left="720" w:firstLine="0"/>
+        <w:rPr>
+          <w:rFonts w:ascii="Tahoma" w:cs="Tahoma" w:eastAsia="Tahoma" w:hAnsi="Tahoma"/>
+          <w:sz w:val="22"/>
+          <w:szCs w:val="22"/>
+        </w:rPr>
+      </w:pPr>
+      <w:r>
+        <w:rPr>
+          <w:rFonts w:ascii="Tahoma" w:cs="Tahoma" w:eastAsia="Tahoma" w:hAnsi="Tahoma"/>
+          <w:sz w:val="22"/>
+          <w:szCs w:val="22"/>
+          <w:rtl w:val="0"/>
+        </w:rPr>
+        <w:t xml:space="preserve">Отримати можливість розвивати свої таланти як веб-розробника та розробника додатків, а також використовувати творчий підхід у створенні відео та музики. Шукаю команду, де цінуються інноваційність та відкритість до нових ідей, де можна постійно розвиватися та вдосконалювати свої навички в професійному середовищі.</w:t>
+      </w:r>
+    </w:p>
+    <w:p>
+      <w:pPr>
         <w:keepNext w:val="0"/>
         <w:keepLines w:val="0"/>
         <w:pageBreakBefore w:val="0"/>
@@ -867,46 +888,15 @@
           <w:between w:space="0" w:sz="0" w:val="nil"/>
         </w:pBdr>
         <w:shd w:fill="auto" w:val="clear"/>
-        <w:spacing w:after="0" w:before="0" w:line="360" w:lineRule="auto"/>
-        <w:ind w:left="720" w:right="0" w:firstLine="0"/>
+        <w:spacing w:after="0" w:before="0" w:line="240" w:lineRule="auto"/>
+        <w:ind w:left="0" w:right="0" w:firstLine="0"/>
         <w:jc w:val="left"/>
         <w:rPr>
           <w:rFonts w:ascii="Tahoma" w:cs="Tahoma" w:eastAsia="Tahoma" w:hAnsi="Tahoma"/>
-          <w:sz w:val="22"/>
-          <w:szCs w:val="22"/>
-        </w:rPr>
-      </w:pPr>
-      <w:r>
-        <w:rPr>
-          <w:rFonts w:ascii="Tahoma" w:cs="Tahoma" w:eastAsia="Tahoma" w:hAnsi="Tahoma"/>
-          <w:sz w:val="22"/>
-          <w:szCs w:val="22"/>
-          <w:rtl w:val="0"/>
-        </w:rPr>
-        <w:t xml:space="preserve">Получение постоянной удаленной работы на позиции Senior Full-Stack Engineer для разработки высоконагруженных веб-систем, проектирования архитектуры баз данных и оптимизации серверной логики (PHP/Node.js).</w:t>
-      </w:r>
-    </w:p>
-    <w:p>
-      <w:pPr>
-        <w:keepNext w:val="0"/>
-        <w:keepLines w:val="0"/>
-        <w:pageBreakBefore w:val="0"/>
-        <w:widowControl w:val="0"/>
-        <w:pBdr>
-          <w:top w:space="0" w:sz="0" w:val="nil"/>
-          <w:left w:space="0" w:sz="0" w:val="nil"/>
-          <w:bottom w:space="0" w:sz="0" w:val="nil"/>
-          <w:right w:space="0" w:sz="0" w:val="nil"/>
-          <w:between w:space="0" w:sz="0" w:val="nil"/>
-        </w:pBdr>
-        <w:shd w:fill="auto" w:val="clear"/>
-        <w:spacing w:after="0" w:before="0" w:line="360" w:lineRule="auto"/>
-        <w:ind w:left="720" w:right="0" w:firstLine="0"/>
-        <w:jc w:val="left"/>
-        <w:rPr>
-          <w:rFonts w:ascii="Tahoma" w:cs="Tahoma" w:eastAsia="Tahoma" w:hAnsi="Tahoma"/>
-          <w:sz w:val="22"/>
-          <w:szCs w:val="22"/>
+          <w:b w:val="1"/>
+          <w:bCs w:val="1"/>
+          <w:sz w:val="24"/>
+          <w:szCs w:val="24"/>
         </w:rPr>
       </w:pPr>
       <w:r>
@@ -1148,7 +1138,7 @@
         <w:widowControl w:val="0"/>
         <w:numPr>
           <w:ilvl w:val="0"/>
-          <w:numId w:val="12"/>
+          <w:numId w:val="7"/>
         </w:numPr>
         <w:pBdr>
           <w:top w:space="0" w:sz="0" w:val="nil"/>
@@ -1233,7 +1223,7 @@
         <w:widowControl w:val="0"/>
         <w:numPr>
           <w:ilvl w:val="0"/>
-          <w:numId w:val="12"/>
+          <w:numId w:val="7"/>
         </w:numPr>
         <w:pBdr>
           <w:top w:space="0" w:sz="0" w:val="nil"/>
@@ -1353,7 +1343,7 @@
         <w:widowControl w:val="0"/>
         <w:numPr>
           <w:ilvl w:val="0"/>
-          <w:numId w:val="6"/>
+          <w:numId w:val="4"/>
         </w:numPr>
         <w:spacing w:after="240" w:before="240" w:line="240" w:lineRule="auto"/>
         <w:ind w:left="720" w:hanging="360"/>
@@ -1370,7 +1360,7 @@
           <w:szCs w:val="22"/>
           <w:rtl w:val="0"/>
         </w:rPr>
-        <w:t xml:space="preserve">PHP-розробник у дизайнерській студії Origami з 04.2011 по 03.2016 (</w:t>
+        <w:t xml:space="preserve">Fullstack PHP (CMS) Developer у дизайнерській студії Origami з 02.2011 по 02.2016 (</w:t>
       </w:r>
       <w:hyperlink r:id="rId9">
         <w:r>
@@ -1400,7 +1390,7 @@
         <w:widowControl w:val="0"/>
         <w:numPr>
           <w:ilvl w:val="0"/>
-          <w:numId w:val="6"/>
+          <w:numId w:val="4"/>
         </w:numPr>
         <w:spacing w:after="240" w:before="240" w:line="240" w:lineRule="auto"/>
         <w:ind w:left="720" w:hanging="360"/>
@@ -1417,7 +1407,7 @@
           <w:szCs w:val="22"/>
           <w:rtl w:val="0"/>
         </w:rPr>
-        <w:t xml:space="preserve">PHP Backend та REST API розробник у Grapps з 04.2016 по 10.2017 (</w:t>
+        <w:t xml:space="preserve">Fullstack Web Developer у Grapps з 04.2016 по 11.2017 (</w:t>
       </w:r>
       <w:hyperlink r:id="rId10">
         <w:r>
@@ -1447,7 +1437,7 @@
         <w:widowControl w:val="0"/>
         <w:numPr>
           <w:ilvl w:val="0"/>
-          <w:numId w:val="6"/>
+          <w:numId w:val="4"/>
         </w:numPr>
         <w:spacing w:after="240" w:before="240" w:line="240" w:lineRule="auto"/>
         <w:ind w:left="720" w:hanging="360"/>
@@ -1464,7 +1454,7 @@
           <w:szCs w:val="22"/>
           <w:rtl w:val="0"/>
         </w:rPr>
-        <w:t xml:space="preserve">PHP Backend та REST API розробник у SeoTm з 11.2017 по 11.2019 (</w:t>
+        <w:t xml:space="preserve">Fullstack Web Developer у SeoTm з 12.2017 по 12.2019 (</w:t>
       </w:r>
       <w:hyperlink r:id="rId11">
         <w:r>
@@ -1494,7 +1484,7 @@
         <w:widowControl w:val="0"/>
         <w:numPr>
           <w:ilvl w:val="0"/>
-          <w:numId w:val="6"/>
+          <w:numId w:val="4"/>
         </w:numPr>
         <w:spacing w:after="240" w:before="240" w:line="240" w:lineRule="auto"/>
         <w:ind w:left="720" w:hanging="360"/>
@@ -1511,7 +1501,7 @@
           <w:szCs w:val="22"/>
           <w:rtl w:val="0"/>
         </w:rPr>
-        <w:t xml:space="preserve">Fullstack та REST API розробник (віддалено) з 11.2019 по 08.2022 (</w:t>
+        <w:t xml:space="preserve">Fullstack Yii2 Developer (віддалено) у Держгеокадастрі з 01.2020 по 07.2022 (</w:t>
       </w:r>
       <w:hyperlink r:id="rId12">
         <w:r>
@@ -1554,7 +1544,7 @@
         <w:widowControl w:val="0"/>
         <w:numPr>
           <w:ilvl w:val="0"/>
-          <w:numId w:val="6"/>
+          <w:numId w:val="4"/>
         </w:numPr>
         <w:spacing w:after="240" w:before="240" w:line="240" w:lineRule="auto"/>
         <w:ind w:left="720" w:hanging="360"/>
@@ -1601,7 +1591,7 @@
         <w:widowControl w:val="0"/>
         <w:numPr>
           <w:ilvl w:val="0"/>
-          <w:numId w:val="6"/>
+          <w:numId w:val="4"/>
         </w:numPr>
         <w:spacing w:after="240" w:before="240" w:line="240" w:lineRule="auto"/>
         <w:ind w:left="720" w:hanging="360"/>
@@ -1616,92 +1606,7 @@
           <w:szCs w:val="22"/>
           <w:rtl w:val="0"/>
         </w:rPr>
-        <w:t xml:space="preserve">Fullstack та REST API розробник (віддалено) з 04.2024 (проект платіжних систем) - не підлягає розголошенню</w:t>
-      </w:r>
-    </w:p>
-    <w:p>
-      <w:pPr>
-        <w:keepNext w:val="0"/>
-        <w:keepLines w:val="0"/>
-        <w:pageBreakBefore w:val="0"/>
-        <w:widowControl w:val="0"/>
-        <w:pBdr>
-          <w:top w:space="0" w:sz="0" w:val="nil"/>
-          <w:left w:space="0" w:sz="0" w:val="nil"/>
-          <w:bottom w:space="0" w:sz="0" w:val="nil"/>
-          <w:right w:space="0" w:sz="0" w:val="nil"/>
-          <w:between w:space="0" w:sz="0" w:val="nil"/>
-        </w:pBdr>
-        <w:shd w:fill="auto" w:val="clear"/>
-        <w:spacing w:after="0" w:before="0" w:line="240" w:lineRule="auto"/>
-        <w:ind w:left="0" w:right="0" w:firstLine="0"/>
-        <w:jc w:val="left"/>
-        <w:rPr>
-          <w:rFonts w:ascii="Tahoma" w:cs="Tahoma" w:eastAsia="Tahoma" w:hAnsi="Tahoma"/>
-        </w:rPr>
-      </w:pPr>
-      <w:r>
-        <w:rPr>
-          <w:rtl w:val="0"/>
-        </w:rPr>
-      </w:r>
-    </w:p>
-    <w:p>
-      <w:pPr>
-        <w:keepNext w:val="0"/>
-        <w:keepLines w:val="0"/>
-        <w:pageBreakBefore w:val="0"/>
-        <w:widowControl w:val="0"/>
-        <w:pBdr>
-          <w:top w:space="0" w:sz="0" w:val="nil"/>
-          <w:left w:space="0" w:sz="0" w:val="nil"/>
-          <w:bottom w:space="0" w:sz="0" w:val="nil"/>
-          <w:right w:space="0" w:sz="0" w:val="nil"/>
-          <w:between w:space="0" w:sz="0" w:val="nil"/>
-        </w:pBdr>
-        <w:shd w:fill="auto" w:val="clear"/>
-        <w:spacing w:after="0" w:before="0" w:line="240" w:lineRule="auto"/>
-        <w:ind w:left="0" w:right="0" w:firstLine="0"/>
-        <w:jc w:val="left"/>
-        <w:rPr>
-          <w:rFonts w:ascii="Tahoma" w:cs="Tahoma" w:eastAsia="Tahoma" w:hAnsi="Tahoma"/>
-        </w:rPr>
-      </w:pPr>
-      <w:r>
-        <w:rPr>
-          <w:rtl w:val="0"/>
-        </w:rPr>
-      </w:r>
-    </w:p>
-    <w:p>
-      <w:pPr>
-        <w:keepNext w:val="0"/>
-        <w:keepLines w:val="0"/>
-        <w:pageBreakBefore w:val="0"/>
-        <w:widowControl w:val="0"/>
-        <w:pBdr>
-          <w:top w:space="0" w:sz="0" w:val="nil"/>
-          <w:left w:space="0" w:sz="0" w:val="nil"/>
-          <w:bottom w:space="0" w:sz="0" w:val="nil"/>
-          <w:right w:space="0" w:sz="0" w:val="nil"/>
-          <w:between w:space="0" w:sz="0" w:val="nil"/>
-        </w:pBdr>
-        <w:shd w:fill="auto" w:val="clear"/>
-        <w:spacing w:after="0" w:before="0" w:line="240" w:lineRule="auto"/>
-        <w:ind w:left="0" w:right="0" w:firstLine="0"/>
-        <w:jc w:val="left"/>
-        <w:rPr>
-          <w:rFonts w:ascii="Tahoma" w:cs="Tahoma" w:eastAsia="Tahoma" w:hAnsi="Tahoma"/>
-          <w:b w:val="1"/>
-          <w:bCs w:val="1"/>
-          <w:sz w:val="24"/>
-          <w:szCs w:val="24"/>
-        </w:rPr>
-      </w:pPr>
-      <w:r>
-        <w:rPr>
-          <w:rtl w:val="0"/>
-        </w:rPr>
+        <w:t xml:space="preserve">Fullstack Web Developer (віддалено) з 04.2024 (проект платіжних систем) - не підлягає розголошенню</w:t>
       </w:r>
     </w:p>
     <w:p>
@@ -1767,7 +1672,7 @@
         <w:widowControl w:val="0"/>
         <w:numPr>
           <w:ilvl w:val="0"/>
-          <w:numId w:val="7"/>
+          <w:numId w:val="5"/>
         </w:numPr>
         <w:spacing w:after="240" w:before="240" w:lineRule="auto"/>
         <w:ind w:left="720" w:hanging="360"/>
@@ -1803,7 +1708,7 @@
         <w:widowControl w:val="0"/>
         <w:numPr>
           <w:ilvl w:val="0"/>
-          <w:numId w:val="7"/>
+          <w:numId w:val="5"/>
         </w:numPr>
         <w:spacing w:after="240" w:before="240" w:lineRule="auto"/>
         <w:ind w:left="720" w:hanging="360"/>
@@ -1839,7 +1744,7 @@
         <w:widowControl w:val="0"/>
         <w:numPr>
           <w:ilvl w:val="0"/>
-          <w:numId w:val="7"/>
+          <w:numId w:val="5"/>
         </w:numPr>
         <w:spacing w:after="240" w:before="240" w:lineRule="auto"/>
         <w:ind w:left="720" w:hanging="360"/>
@@ -1875,7 +1780,7 @@
         <w:widowControl w:val="0"/>
         <w:numPr>
           <w:ilvl w:val="0"/>
-          <w:numId w:val="7"/>
+          <w:numId w:val="5"/>
         </w:numPr>
         <w:spacing w:after="240" w:before="240" w:lineRule="auto"/>
         <w:ind w:left="720" w:hanging="360"/>
@@ -1911,7 +1816,7 @@
         <w:widowControl w:val="0"/>
         <w:numPr>
           <w:ilvl w:val="0"/>
-          <w:numId w:val="7"/>
+          <w:numId w:val="5"/>
         </w:numPr>
         <w:spacing w:after="240" w:before="240" w:lineRule="auto"/>
         <w:ind w:left="720" w:hanging="360"/>
@@ -1947,7 +1852,7 @@
         <w:widowControl w:val="0"/>
         <w:numPr>
           <w:ilvl w:val="0"/>
-          <w:numId w:val="7"/>
+          <w:numId w:val="5"/>
         </w:numPr>
         <w:spacing w:after="240" w:before="240" w:lineRule="auto"/>
         <w:ind w:left="720" w:hanging="360"/>
@@ -1983,7 +1888,7 @@
         <w:widowControl w:val="0"/>
         <w:numPr>
           <w:ilvl w:val="0"/>
-          <w:numId w:val="7"/>
+          <w:numId w:val="5"/>
         </w:numPr>
         <w:spacing w:after="240" w:before="240" w:lineRule="auto"/>
         <w:ind w:left="720" w:hanging="360"/>
@@ -2019,7 +1924,7 @@
         <w:widowControl w:val="0"/>
         <w:numPr>
           <w:ilvl w:val="0"/>
-          <w:numId w:val="7"/>
+          <w:numId w:val="5"/>
         </w:numPr>
         <w:spacing w:after="240" w:before="240" w:lineRule="auto"/>
         <w:ind w:left="720" w:hanging="360"/>
@@ -2055,7 +1960,7 @@
         <w:widowControl w:val="0"/>
         <w:numPr>
           <w:ilvl w:val="0"/>
-          <w:numId w:val="7"/>
+          <w:numId w:val="5"/>
         </w:numPr>
         <w:spacing w:after="240" w:before="240" w:lineRule="auto"/>
         <w:ind w:left="720" w:hanging="360"/>
@@ -2091,7 +1996,7 @@
         <w:widowControl w:val="0"/>
         <w:numPr>
           <w:ilvl w:val="0"/>
-          <w:numId w:val="7"/>
+          <w:numId w:val="5"/>
         </w:numPr>
         <w:spacing w:after="240" w:before="240" w:lineRule="auto"/>
         <w:ind w:left="720" w:hanging="360"/>
@@ -2127,7 +2032,7 @@
         <w:widowControl w:val="0"/>
         <w:numPr>
           <w:ilvl w:val="0"/>
-          <w:numId w:val="7"/>
+          <w:numId w:val="5"/>
         </w:numPr>
         <w:spacing w:after="240" w:before="240" w:lineRule="auto"/>
         <w:ind w:left="720" w:hanging="360"/>
@@ -2163,7 +2068,7 @@
         <w:widowControl w:val="0"/>
         <w:numPr>
           <w:ilvl w:val="0"/>
-          <w:numId w:val="7"/>
+          <w:numId w:val="5"/>
         </w:numPr>
         <w:spacing w:after="240" w:before="240" w:lineRule="auto"/>
         <w:ind w:left="720" w:hanging="360"/>
@@ -2199,7 +2104,7 @@
         <w:widowControl w:val="0"/>
         <w:numPr>
           <w:ilvl w:val="0"/>
-          <w:numId w:val="7"/>
+          <w:numId w:val="5"/>
         </w:numPr>
         <w:spacing w:after="240" w:before="240" w:lineRule="auto"/>
         <w:ind w:left="720" w:hanging="360"/>
@@ -2235,7 +2140,7 @@
         <w:widowControl w:val="0"/>
         <w:numPr>
           <w:ilvl w:val="0"/>
-          <w:numId w:val="7"/>
+          <w:numId w:val="5"/>
         </w:numPr>
         <w:spacing w:after="240" w:before="240" w:lineRule="auto"/>
         <w:ind w:left="720" w:hanging="360"/>
@@ -2271,7 +2176,7 @@
         <w:widowControl w:val="0"/>
         <w:numPr>
           <w:ilvl w:val="0"/>
-          <w:numId w:val="7"/>
+          <w:numId w:val="5"/>
         </w:numPr>
         <w:spacing w:after="240" w:before="240" w:lineRule="auto"/>
         <w:ind w:left="720" w:hanging="360"/>
@@ -2307,7 +2212,7 @@
         <w:widowControl w:val="0"/>
         <w:numPr>
           <w:ilvl w:val="0"/>
-          <w:numId w:val="7"/>
+          <w:numId w:val="5"/>
         </w:numPr>
         <w:spacing w:after="240" w:before="240" w:lineRule="auto"/>
         <w:ind w:left="720" w:hanging="360"/>
@@ -2459,7 +2364,7 @@
         <w:widowControl w:val="0"/>
         <w:numPr>
           <w:ilvl w:val="0"/>
-          <w:numId w:val="8"/>
+          <w:numId w:val="6"/>
         </w:numPr>
         <w:spacing w:line="360" w:lineRule="auto"/>
         <w:ind w:left="720" w:hanging="360"/>
@@ -2497,7 +2402,7 @@
         <w:widowControl w:val="0"/>
         <w:numPr>
           <w:ilvl w:val="0"/>
-          <w:numId w:val="8"/>
+          <w:numId w:val="6"/>
         </w:numPr>
         <w:spacing w:line="360" w:lineRule="auto"/>
         <w:ind w:left="720" w:hanging="360"/>
@@ -2531,7 +2436,7 @@
         <w:widowControl w:val="0"/>
         <w:numPr>
           <w:ilvl w:val="0"/>
-          <w:numId w:val="8"/>
+          <w:numId w:val="6"/>
         </w:numPr>
         <w:spacing w:line="360" w:lineRule="auto"/>
         <w:ind w:left="720" w:hanging="360"/>
@@ -2569,7 +2474,7 @@
         <w:widowControl w:val="0"/>
         <w:numPr>
           <w:ilvl w:val="0"/>
-          <w:numId w:val="8"/>
+          <w:numId w:val="6"/>
         </w:numPr>
         <w:spacing w:line="360" w:lineRule="auto"/>
         <w:ind w:left="720" w:hanging="360"/>
@@ -2607,7 +2512,7 @@
         <w:widowControl w:val="0"/>
         <w:numPr>
           <w:ilvl w:val="0"/>
-          <w:numId w:val="8"/>
+          <w:numId w:val="6"/>
         </w:numPr>
         <w:spacing w:line="360" w:lineRule="auto"/>
         <w:ind w:left="720" w:hanging="360"/>
@@ -2641,7 +2546,7 @@
         <w:widowControl w:val="0"/>
         <w:numPr>
           <w:ilvl w:val="0"/>
-          <w:numId w:val="8"/>
+          <w:numId w:val="6"/>
         </w:numPr>
         <w:spacing w:line="360" w:lineRule="auto"/>
         <w:ind w:left="720" w:hanging="360"/>
@@ -2675,7 +2580,7 @@
         <w:widowControl w:val="0"/>
         <w:numPr>
           <w:ilvl w:val="0"/>
-          <w:numId w:val="8"/>
+          <w:numId w:val="6"/>
         </w:numPr>
         <w:spacing w:line="360" w:lineRule="auto"/>
         <w:ind w:left="720" w:hanging="360"/>
@@ -2709,7 +2614,7 @@
         <w:widowControl w:val="0"/>
         <w:numPr>
           <w:ilvl w:val="0"/>
-          <w:numId w:val="8"/>
+          <w:numId w:val="6"/>
         </w:numPr>
         <w:spacing w:line="360" w:lineRule="auto"/>
         <w:ind w:left="720" w:hanging="360"/>
@@ -2752,7 +2657,7 @@
         <w:widowControl w:val="0"/>
         <w:numPr>
           <w:ilvl w:val="0"/>
-          <w:numId w:val="8"/>
+          <w:numId w:val="6"/>
         </w:numPr>
         <w:spacing w:line="360" w:lineRule="auto"/>
         <w:ind w:left="720" w:hanging="360"/>
@@ -2789,7 +2694,7 @@
         <w:widowControl w:val="0"/>
         <w:numPr>
           <w:ilvl w:val="0"/>
-          <w:numId w:val="8"/>
+          <w:numId w:val="6"/>
         </w:numPr>
         <w:spacing w:line="360" w:lineRule="auto"/>
         <w:ind w:left="720" w:hanging="360"/>
@@ -2826,7 +2731,7 @@
         <w:widowControl w:val="0"/>
         <w:numPr>
           <w:ilvl w:val="0"/>
-          <w:numId w:val="8"/>
+          <w:numId w:val="6"/>
         </w:numPr>
         <w:spacing w:line="360" w:lineRule="auto"/>
         <w:ind w:left="720" w:hanging="360"/>
@@ -3232,987 +3137,442 @@
     </w:p>
     <w:p>
       <w:pPr>
-        <w:keepNext w:val="0"/>
-        <w:keepLines w:val="0"/>
-        <w:pageBreakBefore w:val="0"/>
-        <w:widowControl w:val="0"/>
-        <w:pBdr>
-          <w:top w:space="0" w:sz="0" w:val="nil"/>
-          <w:left w:space="0" w:sz="0" w:val="nil"/>
-          <w:bottom w:space="0" w:sz="0" w:val="nil"/>
-          <w:right w:space="0" w:sz="0" w:val="nil"/>
-          <w:between w:space="0" w:sz="0" w:val="nil"/>
-        </w:pBdr>
-        <w:shd w:fill="auto" w:val="clear"/>
-        <w:spacing w:after="0" w:before="0" w:line="240" w:lineRule="auto"/>
-        <w:ind w:left="0" w:right="0" w:firstLine="0"/>
-        <w:jc w:val="left"/>
+        <w:widowControl w:val="0"/>
+        <w:spacing w:after="240" w:before="240" w:lineRule="auto"/>
+        <w:rPr>
+          <w:rFonts w:ascii="Tahoma" w:cs="Tahoma" w:eastAsia="Tahoma" w:hAnsi="Tahoma"/>
+          <w:sz w:val="22"/>
+          <w:szCs w:val="22"/>
+        </w:rPr>
+      </w:pPr>
+      <w:r>
+        <w:rPr>
+          <w:rFonts w:ascii="Tahoma" w:cs="Tahoma" w:eastAsia="Tahoma" w:hAnsi="Tahoma"/>
+          <w:sz w:val="22"/>
+          <w:szCs w:val="22"/>
+          <w:rtl w:val="0"/>
+        </w:rPr>
+        <w:t xml:space="preserve">З </w:t>
+      </w:r>
+      <w:r>
         <w:rPr>
           <w:rFonts w:ascii="Tahoma" w:cs="Tahoma" w:eastAsia="Tahoma" w:hAnsi="Tahoma"/>
           <w:b w:val="1"/>
           <w:bCs w:val="1"/>
-          <w:i w:val="0"/>
-          <w:iCs w:val="0"/>
-          <w:smallCaps w:val="0"/>
-          <w:strike w:val="0"/>
-          <w:color w:val="000000"/>
-          <w:sz w:val="24"/>
-          <w:szCs w:val="24"/>
-          <w:u w:val="none"/>
-          <w:shd w:fill="auto" w:val="clear"/>
-          <w:vertAlign w:val="baseline"/>
-        </w:rPr>
-      </w:pPr>
-      <w:r>
-        <w:rPr>
-          <w:rtl w:val="0"/>
-        </w:rPr>
-      </w:r>
-    </w:p>
-    <w:p>
-      <w:pPr>
-        <w:keepNext w:val="0"/>
-        <w:keepLines w:val="0"/>
-        <w:pageBreakBefore w:val="0"/>
-        <w:widowControl w:val="0"/>
-        <w:pBdr>
-          <w:top w:space="0" w:sz="0" w:val="nil"/>
-          <w:left w:space="0" w:sz="0" w:val="nil"/>
-          <w:bottom w:space="0" w:sz="0" w:val="nil"/>
-          <w:right w:space="0" w:sz="0" w:val="nil"/>
-          <w:between w:space="0" w:sz="0" w:val="nil"/>
-        </w:pBdr>
-        <w:shd w:fill="auto" w:val="clear"/>
-        <w:spacing w:after="0" w:before="0" w:line="240" w:lineRule="auto"/>
-        <w:ind w:left="0" w:right="0" w:firstLine="0"/>
-        <w:jc w:val="left"/>
-        <w:rPr>
-          <w:rFonts w:ascii="Tahoma" w:cs="Tahoma" w:eastAsia="Tahoma" w:hAnsi="Tahoma"/>
-          <w:i w:val="0"/>
-          <w:iCs w:val="0"/>
-          <w:smallCaps w:val="0"/>
-          <w:strike w:val="0"/>
-          <w:color w:val="000000"/>
-          <w:sz w:val="22"/>
-          <w:szCs w:val="22"/>
-          <w:u w:val="none"/>
-          <w:shd w:fill="auto" w:val="clear"/>
-          <w:vertAlign w:val="baseline"/>
-        </w:rPr>
-      </w:pPr>
-      <w:r>
-        <w:rPr>
-          <w:rFonts w:ascii="Tahoma" w:cs="Tahoma" w:eastAsia="Tahoma" w:hAnsi="Tahoma"/>
-          <w:i w:val="0"/>
-          <w:iCs w:val="0"/>
-          <w:smallCaps w:val="0"/>
-          <w:strike w:val="0"/>
-          <w:color w:val="000000"/>
-          <w:sz w:val="22"/>
-          <w:szCs w:val="22"/>
-          <w:u w:val="none"/>
-          <w:shd w:fill="auto" w:val="clear"/>
-          <w:vertAlign w:val="baseline"/>
-          <w:rtl w:val="0"/>
-        </w:rPr>
-        <w:t xml:space="preserve">З лютого 2011 по лютого 2016 року я працював у дизайн-студії, розробляючи веб-сайти різної складності. Я використовував популярні CMS, такі як Drupal, Joomla, WordPress і Magento. </w:t>
-      </w:r>
-    </w:p>
-    <w:p>
-      <w:pPr>
-        <w:keepNext w:val="0"/>
-        <w:keepLines w:val="0"/>
-        <w:pageBreakBefore w:val="0"/>
-        <w:widowControl w:val="0"/>
-        <w:pBdr>
-          <w:top w:space="0" w:sz="0" w:val="nil"/>
-          <w:left w:space="0" w:sz="0" w:val="nil"/>
-          <w:bottom w:space="0" w:sz="0" w:val="nil"/>
-          <w:right w:space="0" w:sz="0" w:val="nil"/>
-          <w:between w:space="0" w:sz="0" w:val="nil"/>
-        </w:pBdr>
-        <w:shd w:fill="auto" w:val="clear"/>
-        <w:spacing w:after="0" w:before="0" w:line="240" w:lineRule="auto"/>
-        <w:ind w:left="0" w:right="0" w:firstLine="0"/>
-        <w:jc w:val="left"/>
-        <w:rPr>
-          <w:rFonts w:ascii="Tahoma" w:cs="Tahoma" w:eastAsia="Tahoma" w:hAnsi="Tahoma"/>
-          <w:i w:val="0"/>
-          <w:iCs w:val="0"/>
-          <w:smallCaps w:val="0"/>
-          <w:strike w:val="0"/>
-          <w:color w:val="000000"/>
-          <w:sz w:val="22"/>
-          <w:szCs w:val="22"/>
-          <w:u w:val="none"/>
-          <w:shd w:fill="auto" w:val="clear"/>
-          <w:vertAlign w:val="baseline"/>
-        </w:rPr>
-      </w:pPr>
-      <w:r>
-        <w:rPr>
-          <w:rFonts w:ascii="Tahoma" w:cs="Tahoma" w:eastAsia="Tahoma" w:hAnsi="Tahoma"/>
-          <w:sz w:val="22"/>
-          <w:szCs w:val="22"/>
-          <w:rtl w:val="0"/>
-        </w:rPr>
-        <w:t xml:space="preserve">Проекти</w:t>
-      </w:r>
-      <w:r>
-        <w:rPr>
-          <w:rFonts w:ascii="Tahoma" w:cs="Tahoma" w:eastAsia="Tahoma" w:hAnsi="Tahoma"/>
-          <w:i w:val="0"/>
-          <w:iCs w:val="0"/>
-          <w:smallCaps w:val="0"/>
-          <w:strike w:val="0"/>
-          <w:color w:val="000000"/>
-          <w:sz w:val="22"/>
-          <w:szCs w:val="22"/>
-          <w:u w:val="none"/>
-          <w:shd w:fill="auto" w:val="clear"/>
-          <w:vertAlign w:val="baseline"/>
-          <w:rtl w:val="0"/>
-        </w:rPr>
-        <w:t xml:space="preserve">: DS Origami, Magnum Hotel, Cofedgio, Prime group, Irish pub, Mila Nytych, Fitness Mania, S.Stvardovska, Avtozvuk, Stop Transit, Avesauto, AvdTrade, Ostrovit, Zorrov, My-print, </w:t>
-      </w:r>
-      <w:r>
-        <w:rPr>
-          <w:rFonts w:ascii="Tahoma" w:cs="Tahoma" w:eastAsia="Tahoma" w:hAnsi="Tahoma"/>
-          <w:sz w:val="22"/>
-          <w:szCs w:val="22"/>
-          <w:rtl w:val="0"/>
-        </w:rPr>
-        <w:t xml:space="preserve">Мар'ян</w:t>
-      </w:r>
-      <w:r>
-        <w:rPr>
-          <w:rFonts w:ascii="Tahoma" w:cs="Tahoma" w:eastAsia="Tahoma" w:hAnsi="Tahoma"/>
-          <w:i w:val="0"/>
-          <w:iCs w:val="0"/>
-          <w:smallCaps w:val="0"/>
-          <w:strike w:val="0"/>
-          <w:color w:val="000000"/>
-          <w:sz w:val="22"/>
-          <w:szCs w:val="22"/>
-          <w:u w:val="none"/>
-          <w:shd w:fill="auto" w:val="clear"/>
-          <w:vertAlign w:val="baseline"/>
-          <w:rtl w:val="0"/>
-        </w:rPr>
-        <w:t xml:space="preserve"> і Donich.</w:t>
-      </w:r>
-    </w:p>
-    <w:p>
-      <w:pPr>
-        <w:keepNext w:val="0"/>
-        <w:keepLines w:val="0"/>
-        <w:pageBreakBefore w:val="0"/>
-        <w:widowControl w:val="0"/>
-        <w:pBdr>
-          <w:top w:space="0" w:sz="0" w:val="nil"/>
-          <w:left w:space="0" w:sz="0" w:val="nil"/>
-          <w:bottom w:space="0" w:sz="0" w:val="nil"/>
-          <w:right w:space="0" w:sz="0" w:val="nil"/>
-          <w:between w:space="0" w:sz="0" w:val="nil"/>
-        </w:pBdr>
-        <w:shd w:fill="auto" w:val="clear"/>
-        <w:spacing w:after="0" w:before="0" w:line="240" w:lineRule="auto"/>
-        <w:ind w:left="0" w:right="0" w:firstLine="0"/>
-        <w:jc w:val="left"/>
-        <w:rPr>
-          <w:rFonts w:ascii="Tahoma" w:cs="Tahoma" w:eastAsia="Tahoma" w:hAnsi="Tahoma"/>
-          <w:i w:val="0"/>
-          <w:iCs w:val="0"/>
-          <w:smallCaps w:val="0"/>
-          <w:strike w:val="0"/>
-          <w:color w:val="000000"/>
-          <w:sz w:val="22"/>
-          <w:szCs w:val="22"/>
-          <w:u w:val="none"/>
-          <w:shd w:fill="auto" w:val="clear"/>
-          <w:vertAlign w:val="baseline"/>
-        </w:rPr>
-      </w:pPr>
-      <w:r>
-        <w:rPr>
-          <w:rtl w:val="0"/>
-        </w:rPr>
-      </w:r>
-    </w:p>
-    <w:p>
-      <w:pPr>
-        <w:keepNext w:val="0"/>
-        <w:keepLines w:val="0"/>
-        <w:pageBreakBefore w:val="0"/>
-        <w:widowControl w:val="0"/>
-        <w:pBdr>
-          <w:top w:space="0" w:sz="0" w:val="nil"/>
-          <w:left w:space="0" w:sz="0" w:val="nil"/>
-          <w:bottom w:space="0" w:sz="0" w:val="nil"/>
-          <w:right w:space="0" w:sz="0" w:val="nil"/>
-          <w:between w:space="0" w:sz="0" w:val="nil"/>
-        </w:pBdr>
-        <w:shd w:fill="auto" w:val="clear"/>
-        <w:spacing w:after="0" w:before="0" w:line="240" w:lineRule="auto"/>
-        <w:ind w:left="0" w:right="0" w:firstLine="0"/>
-        <w:jc w:val="left"/>
-        <w:rPr>
-          <w:rFonts w:ascii="Tahoma" w:cs="Tahoma" w:eastAsia="Tahoma" w:hAnsi="Tahoma"/>
-          <w:i w:val="0"/>
-          <w:iCs w:val="0"/>
-          <w:smallCaps w:val="0"/>
-          <w:strike w:val="0"/>
-          <w:color w:val="000000"/>
-          <w:sz w:val="22"/>
-          <w:szCs w:val="22"/>
-          <w:u w:val="none"/>
-          <w:shd w:fill="auto" w:val="clear"/>
-          <w:vertAlign w:val="baseline"/>
-        </w:rPr>
-      </w:pPr>
-      <w:r>
-        <w:rPr>
-          <w:rFonts w:ascii="Tahoma" w:cs="Tahoma" w:eastAsia="Tahoma" w:hAnsi="Tahoma"/>
-          <w:i w:val="0"/>
-          <w:iCs w:val="0"/>
-          <w:smallCaps w:val="0"/>
-          <w:strike w:val="0"/>
-          <w:color w:val="000000"/>
-          <w:sz w:val="22"/>
-          <w:szCs w:val="22"/>
-          <w:u w:val="none"/>
-          <w:shd w:fill="auto" w:val="clear"/>
-          <w:vertAlign w:val="baseline"/>
-          <w:rtl w:val="0"/>
-        </w:rPr>
-        <w:t xml:space="preserve">Після цього, до листопада 2017 року, я працював у компанії, яка мала справу з іноземними клієнтами. </w:t>
-      </w:r>
-    </w:p>
-    <w:p>
-      <w:pPr>
-        <w:keepNext w:val="0"/>
-        <w:keepLines w:val="0"/>
-        <w:pageBreakBefore w:val="0"/>
+          <w:sz w:val="22"/>
+          <w:szCs w:val="22"/>
+          <w:rtl w:val="0"/>
+        </w:rPr>
+        <w:t xml:space="preserve">лютого 2011 року по лютий 2016 року</w:t>
+      </w:r>
+      <w:r>
+        <w:rPr>
+          <w:rFonts w:ascii="Tahoma" w:cs="Tahoma" w:eastAsia="Tahoma" w:hAnsi="Tahoma"/>
+          <w:sz w:val="22"/>
+          <w:szCs w:val="22"/>
+          <w:rtl w:val="0"/>
+        </w:rPr>
+        <w:t xml:space="preserve"> я працював у дизайн-студії, розробляючи веб-сайти різної складності. Я використовував популярні CMS, такі як Drupal, Joomla, WordPress і Magento.</w:t>
+      </w:r>
+    </w:p>
+    <w:p>
+      <w:pPr>
+        <w:widowControl w:val="0"/>
+        <w:spacing w:after="240" w:before="240" w:lineRule="auto"/>
+        <w:rPr>
+          <w:rFonts w:ascii="Tahoma" w:cs="Tahoma" w:eastAsia="Tahoma" w:hAnsi="Tahoma"/>
+          <w:sz w:val="22"/>
+          <w:szCs w:val="22"/>
+        </w:rPr>
+      </w:pPr>
+      <w:r>
+        <w:rPr>
+          <w:rFonts w:ascii="Tahoma" w:cs="Tahoma" w:eastAsia="Tahoma" w:hAnsi="Tahoma"/>
+          <w:b w:val="1"/>
+          <w:bCs w:val="1"/>
+          <w:sz w:val="22"/>
+          <w:szCs w:val="22"/>
+          <w:rtl w:val="0"/>
+        </w:rPr>
+        <w:t xml:space="preserve">Проекти:</w:t>
+      </w:r>
+      <w:r>
+        <w:rPr>
+          <w:rFonts w:ascii="Tahoma" w:cs="Tahoma" w:eastAsia="Tahoma" w:hAnsi="Tahoma"/>
+          <w:sz w:val="22"/>
+          <w:szCs w:val="22"/>
+          <w:rtl w:val="0"/>
+        </w:rPr>
+        <w:t xml:space="preserve"> DS Origami, Magnum Hotel, Cofedgio, Prime Group, Irish Pub, Mila Nytych, Fitness Mania, S. Stvardovska, Avtozvuk, Stop Transit, Avesauto, AvdTrade, Ostrovit, Zorrov, My-Print, Мар'ян і Donich.</w:t>
+      </w:r>
+    </w:p>
+    <w:p>
+      <w:pPr>
+        <w:widowControl w:val="0"/>
+        <w:spacing w:after="240" w:before="240" w:lineRule="auto"/>
+        <w:rPr>
+          <w:rFonts w:ascii="Tahoma" w:cs="Tahoma" w:eastAsia="Tahoma" w:hAnsi="Tahoma"/>
+          <w:sz w:val="22"/>
+          <w:szCs w:val="22"/>
+        </w:rPr>
+      </w:pPr>
+      <w:r>
+        <w:rPr>
+          <w:rFonts w:ascii="Tahoma" w:cs="Tahoma" w:eastAsia="Tahoma" w:hAnsi="Tahoma"/>
+          <w:sz w:val="22"/>
+          <w:szCs w:val="22"/>
+          <w:rtl w:val="0"/>
+        </w:rPr>
+        <w:t xml:space="preserve">Після цього, </w:t>
+      </w:r>
+      <w:r>
+        <w:rPr>
+          <w:rFonts w:ascii="Tahoma" w:cs="Tahoma" w:eastAsia="Tahoma" w:hAnsi="Tahoma"/>
+          <w:b w:val="1"/>
+          <w:bCs w:val="1"/>
+          <w:sz w:val="22"/>
+          <w:szCs w:val="22"/>
+          <w:rtl w:val="0"/>
+        </w:rPr>
+        <w:t xml:space="preserve">з квітня 2016 року по листопад 2017 року</w:t>
+      </w:r>
+      <w:r>
+        <w:rPr>
+          <w:rFonts w:ascii="Tahoma" w:cs="Tahoma" w:eastAsia="Tahoma" w:hAnsi="Tahoma"/>
+          <w:sz w:val="22"/>
+          <w:szCs w:val="22"/>
+          <w:rtl w:val="0"/>
+        </w:rPr>
+        <w:t xml:space="preserve">, я працював у компанії, яка співпрацювала з іноземними клієнтами.</w:t>
+      </w:r>
+    </w:p>
+    <w:p>
+      <w:pPr>
         <w:widowControl w:val="0"/>
         <w:numPr>
           <w:ilvl w:val="0"/>
-          <w:numId w:val="9"/>
+          <w:numId w:val="8"/>
         </w:numPr>
-        <w:pBdr>
-          <w:top w:space="0" w:sz="0" w:val="nil"/>
-          <w:left w:space="0" w:sz="0" w:val="nil"/>
-          <w:bottom w:space="0" w:sz="0" w:val="nil"/>
-          <w:right w:space="0" w:sz="0" w:val="nil"/>
-          <w:between w:space="0" w:sz="0" w:val="nil"/>
-        </w:pBdr>
-        <w:shd w:fill="auto" w:val="clear"/>
-        <w:spacing w:after="0" w:before="0" w:line="240" w:lineRule="auto"/>
-        <w:ind w:left="720" w:right="0" w:hanging="360"/>
-        <w:jc w:val="left"/>
-        <w:rPr>
-          <w:rFonts w:ascii="Tahoma" w:cs="Tahoma" w:eastAsia="Tahoma" w:hAnsi="Tahoma"/>
-          <w:i w:val="0"/>
-          <w:iCs w:val="0"/>
-          <w:smallCaps w:val="0"/>
-          <w:strike w:val="0"/>
-          <w:color w:val="000000"/>
-          <w:sz w:val="22"/>
-          <w:szCs w:val="22"/>
-          <w:shd w:fill="auto" w:val="clear"/>
-          <w:vertAlign w:val="baseline"/>
-        </w:rPr>
-      </w:pPr>
-      <w:r>
-        <w:rPr>
-          <w:rFonts w:ascii="Tahoma" w:cs="Tahoma" w:eastAsia="Tahoma" w:hAnsi="Tahoma"/>
-          <w:i w:val="0"/>
-          <w:iCs w:val="0"/>
-          <w:smallCaps w:val="0"/>
-          <w:strike w:val="0"/>
-          <w:color w:val="000000"/>
-          <w:sz w:val="22"/>
-          <w:szCs w:val="22"/>
-          <w:u w:val="none"/>
-          <w:shd w:fill="auto" w:val="clear"/>
-          <w:vertAlign w:val="baseline"/>
-          <w:rtl w:val="0"/>
-        </w:rPr>
-        <w:t xml:space="preserve">Проект, схожий на Telegram для користувачів Android та iOS у Європі. Я використовував Yii2 для адміністрування та Node.js для миттєвих повідомлень за допомогою Socket.IO i Firebase</w:t>
-      </w:r>
-    </w:p>
-    <w:p>
-      <w:pPr>
-        <w:keepNext w:val="0"/>
-        <w:keepLines w:val="0"/>
-        <w:pageBreakBefore w:val="0"/>
+        <w:spacing w:after="0" w:afterAutospacing="0" w:before="240" w:lineRule="auto"/>
+        <w:ind w:left="720" w:hanging="360"/>
+        <w:rPr>
+          <w:rFonts w:ascii="Tahoma" w:cs="Tahoma" w:eastAsia="Tahoma" w:hAnsi="Tahoma"/>
+          <w:sz w:val="22"/>
+          <w:szCs w:val="22"/>
+        </w:rPr>
+      </w:pPr>
+      <w:r>
+        <w:rPr>
+          <w:rFonts w:ascii="Tahoma" w:cs="Tahoma" w:eastAsia="Tahoma" w:hAnsi="Tahoma"/>
+          <w:sz w:val="22"/>
+          <w:szCs w:val="22"/>
+          <w:rtl w:val="0"/>
+        </w:rPr>
+        <w:t xml:space="preserve">Проєкт, схожий на Telegram, для користувачів Android та iOS у Європі. Використовував Yii2 для адміністративної панелі та Node.js (Socket.IO, Firebase) для миттєвих повідомлень.</w:t>
+      </w:r>
+    </w:p>
+    <w:p>
+      <w:pPr>
         <w:widowControl w:val="0"/>
         <w:numPr>
           <w:ilvl w:val="0"/>
-          <w:numId w:val="10"/>
+          <w:numId w:val="8"/>
         </w:numPr>
-        <w:pBdr>
-          <w:top w:space="0" w:sz="0" w:val="nil"/>
-          <w:left w:space="0" w:sz="0" w:val="nil"/>
-          <w:bottom w:space="0" w:sz="0" w:val="nil"/>
-          <w:right w:space="0" w:sz="0" w:val="nil"/>
-          <w:between w:space="0" w:sz="0" w:val="nil"/>
-        </w:pBdr>
-        <w:shd w:fill="auto" w:val="clear"/>
-        <w:spacing w:after="0" w:before="0" w:line="240" w:lineRule="auto"/>
-        <w:ind w:left="720" w:right="0" w:hanging="360"/>
-        <w:jc w:val="left"/>
-        <w:rPr>
-          <w:rFonts w:ascii="Tahoma" w:cs="Tahoma" w:eastAsia="Tahoma" w:hAnsi="Tahoma"/>
-          <w:i w:val="0"/>
-          <w:iCs w:val="0"/>
-          <w:smallCaps w:val="0"/>
-          <w:strike w:val="0"/>
-          <w:color w:val="000000"/>
-          <w:sz w:val="22"/>
-          <w:szCs w:val="22"/>
-          <w:shd w:fill="auto" w:val="clear"/>
-          <w:vertAlign w:val="baseline"/>
-        </w:rPr>
-      </w:pPr>
-      <w:r>
-        <w:rPr>
-          <w:rFonts w:ascii="Tahoma" w:cs="Tahoma" w:eastAsia="Tahoma" w:hAnsi="Tahoma"/>
-          <w:i w:val="0"/>
-          <w:iCs w:val="0"/>
-          <w:smallCaps w:val="0"/>
-          <w:strike w:val="0"/>
-          <w:color w:val="000000"/>
-          <w:sz w:val="22"/>
-          <w:szCs w:val="22"/>
-          <w:u w:val="none"/>
-          <w:shd w:fill="auto" w:val="clear"/>
-          <w:vertAlign w:val="baseline"/>
-          <w:rtl w:val="0"/>
-        </w:rPr>
-        <w:t xml:space="preserve">Проект для велосипедистів, що подорожують в горах в Італії. Це включало розробку панелі адміністратора та веб-додатка за допомогою Yii2, а також створення REST API.</w:t>
-      </w:r>
-    </w:p>
-    <w:p>
-      <w:pPr>
-        <w:keepNext w:val="0"/>
-        <w:keepLines w:val="0"/>
-        <w:pageBreakBefore w:val="0"/>
+        <w:spacing w:after="0" w:afterAutospacing="0" w:before="0" w:beforeAutospacing="0" w:lineRule="auto"/>
+        <w:ind w:left="720" w:hanging="360"/>
+        <w:rPr>
+          <w:rFonts w:ascii="Tahoma" w:cs="Tahoma" w:eastAsia="Tahoma" w:hAnsi="Tahoma"/>
+          <w:sz w:val="22"/>
+          <w:szCs w:val="22"/>
+        </w:rPr>
+      </w:pPr>
+      <w:r>
+        <w:rPr>
+          <w:rFonts w:ascii="Tahoma" w:cs="Tahoma" w:eastAsia="Tahoma" w:hAnsi="Tahoma"/>
+          <w:sz w:val="22"/>
+          <w:szCs w:val="22"/>
+          <w:rtl w:val="0"/>
+        </w:rPr>
+        <w:t xml:space="preserve">Платформа для велосипедистів, які подорожують гірськими маршрутами в Італії. Розробляв панель адміністратора, веб-застосунок на Yii2 та REST API.</w:t>
+      </w:r>
+    </w:p>
+    <w:p>
+      <w:pPr>
         <w:widowControl w:val="0"/>
         <w:numPr>
           <w:ilvl w:val="0"/>
-          <w:numId w:val="10"/>
+          <w:numId w:val="8"/>
         </w:numPr>
-        <w:pBdr>
-          <w:top w:space="0" w:sz="0" w:val="nil"/>
-          <w:left w:space="0" w:sz="0" w:val="nil"/>
-          <w:bottom w:space="0" w:sz="0" w:val="nil"/>
-          <w:right w:space="0" w:sz="0" w:val="nil"/>
-          <w:between w:space="0" w:sz="0" w:val="nil"/>
-        </w:pBdr>
-        <w:shd w:fill="auto" w:val="clear"/>
-        <w:spacing w:after="0" w:before="0" w:line="240" w:lineRule="auto"/>
-        <w:ind w:left="720" w:right="0" w:hanging="360"/>
-        <w:jc w:val="left"/>
-        <w:rPr>
-          <w:rFonts w:ascii="Tahoma" w:cs="Tahoma" w:eastAsia="Tahoma" w:hAnsi="Tahoma"/>
-          <w:i w:val="0"/>
-          <w:iCs w:val="0"/>
-          <w:smallCaps w:val="0"/>
-          <w:strike w:val="0"/>
-          <w:color w:val="000000"/>
-          <w:sz w:val="22"/>
-          <w:szCs w:val="22"/>
-          <w:shd w:fill="auto" w:val="clear"/>
-          <w:vertAlign w:val="baseline"/>
-        </w:rPr>
-      </w:pPr>
-      <w:r>
-        <w:rPr>
-          <w:rFonts w:ascii="Tahoma" w:cs="Tahoma" w:eastAsia="Tahoma" w:hAnsi="Tahoma"/>
-          <w:i w:val="0"/>
-          <w:iCs w:val="0"/>
-          <w:smallCaps w:val="0"/>
-          <w:strike w:val="0"/>
-          <w:color w:val="000000"/>
-          <w:sz w:val="22"/>
-          <w:szCs w:val="22"/>
-          <w:u w:val="none"/>
-          <w:shd w:fill="auto" w:val="clear"/>
-          <w:vertAlign w:val="baseline"/>
-          <w:rtl w:val="0"/>
-        </w:rPr>
-        <w:t xml:space="preserve">Проект для ізраїльських водіїв евакуаторів, схожий на таксі-додаток, але з можливістю аукціону для власників евакуаторів. Мої внески включали розробку панелі адміністратора та веб-сайту за допомогою Yii2, а також реалізацію веб-API.</w:t>
-      </w:r>
-    </w:p>
-    <w:p>
-      <w:pPr>
-        <w:keepNext w:val="0"/>
-        <w:keepLines w:val="0"/>
-        <w:pageBreakBefore w:val="0"/>
-        <w:widowControl w:val="0"/>
-        <w:pBdr>
-          <w:top w:space="0" w:sz="0" w:val="nil"/>
-          <w:left w:space="0" w:sz="0" w:val="nil"/>
-          <w:bottom w:space="0" w:sz="0" w:val="nil"/>
-          <w:right w:space="0" w:sz="0" w:val="nil"/>
-          <w:between w:space="0" w:sz="0" w:val="nil"/>
-        </w:pBdr>
-        <w:shd w:fill="auto" w:val="clear"/>
-        <w:spacing w:after="0" w:before="0" w:line="240" w:lineRule="auto"/>
-        <w:ind w:left="0" w:right="0" w:firstLine="0"/>
-        <w:jc w:val="left"/>
-        <w:rPr>
-          <w:rFonts w:ascii="Tahoma" w:cs="Tahoma" w:eastAsia="Tahoma" w:hAnsi="Tahoma"/>
-          <w:i w:val="0"/>
-          <w:iCs w:val="0"/>
-          <w:smallCaps w:val="0"/>
-          <w:strike w:val="0"/>
-          <w:color w:val="000000"/>
-          <w:sz w:val="22"/>
-          <w:szCs w:val="22"/>
-          <w:u w:val="none"/>
-          <w:shd w:fill="auto" w:val="clear"/>
-          <w:vertAlign w:val="baseline"/>
-        </w:rPr>
-      </w:pPr>
-      <w:r>
-        <w:rPr>
-          <w:rFonts w:ascii="Tahoma" w:cs="Tahoma" w:eastAsia="Tahoma" w:hAnsi="Tahoma"/>
-          <w:sz w:val="22"/>
-          <w:szCs w:val="22"/>
-          <w:rtl w:val="0"/>
-        </w:rPr>
-        <w:t xml:space="preserve">Далі</w:t>
-      </w:r>
-      <w:r>
-        <w:rPr>
-          <w:rFonts w:ascii="Tahoma" w:cs="Tahoma" w:eastAsia="Tahoma" w:hAnsi="Tahoma"/>
-          <w:i w:val="0"/>
-          <w:iCs w:val="0"/>
-          <w:smallCaps w:val="0"/>
-          <w:strike w:val="0"/>
-          <w:color w:val="000000"/>
-          <w:sz w:val="22"/>
-          <w:szCs w:val="22"/>
-          <w:u w:val="none"/>
-          <w:shd w:fill="auto" w:val="clear"/>
-          <w:vertAlign w:val="baseline"/>
-          <w:rtl w:val="0"/>
-        </w:rPr>
-        <w:t xml:space="preserve"> приєднався до айті компанії, яка працює як з місцевими, так і з міжнародними клієнтами по розробці і продвиження веб сайтів.</w:t>
-      </w:r>
-    </w:p>
-    <w:p>
-      <w:pPr>
-        <w:keepNext w:val="0"/>
-        <w:keepLines w:val="0"/>
-        <w:pageBreakBefore w:val="0"/>
-        <w:widowControl w:val="0"/>
-        <w:numPr>
-          <w:ilvl w:val="0"/>
-          <w:numId w:val="11"/>
-        </w:numPr>
-        <w:pBdr>
-          <w:top w:space="0" w:sz="0" w:val="nil"/>
-          <w:left w:space="0" w:sz="0" w:val="nil"/>
-          <w:bottom w:space="0" w:sz="0" w:val="nil"/>
-          <w:right w:space="0" w:sz="0" w:val="nil"/>
-          <w:between w:space="0" w:sz="0" w:val="nil"/>
-        </w:pBdr>
-        <w:shd w:fill="auto" w:val="clear"/>
-        <w:spacing w:after="0" w:before="0" w:line="240" w:lineRule="auto"/>
-        <w:ind w:left="720" w:right="0" w:hanging="360"/>
-        <w:jc w:val="left"/>
-        <w:rPr>
-          <w:rFonts w:ascii="Tahoma" w:cs="Tahoma" w:eastAsia="Tahoma" w:hAnsi="Tahoma"/>
-          <w:i w:val="0"/>
-          <w:iCs w:val="0"/>
-          <w:smallCaps w:val="0"/>
-          <w:strike w:val="0"/>
-          <w:color w:val="000000"/>
-          <w:sz w:val="22"/>
-          <w:szCs w:val="22"/>
-          <w:shd w:fill="auto" w:val="clear"/>
-          <w:vertAlign w:val="baseline"/>
-        </w:rPr>
-      </w:pPr>
-      <w:r>
-        <w:rPr>
-          <w:rFonts w:ascii="Tahoma" w:cs="Tahoma" w:eastAsia="Tahoma" w:hAnsi="Tahoma"/>
-          <w:i w:val="0"/>
-          <w:iCs w:val="0"/>
-          <w:smallCaps w:val="0"/>
-          <w:strike w:val="0"/>
-          <w:color w:val="000000"/>
-          <w:sz w:val="22"/>
-          <w:szCs w:val="22"/>
-          <w:u w:val="none"/>
-          <w:shd w:fill="auto" w:val="clear"/>
-          <w:vertAlign w:val="baseline"/>
-          <w:rtl w:val="0"/>
-        </w:rPr>
-        <w:t xml:space="preserve">Проект, схожий на rabota.ua, але націлений на стоматологів у Великобританії. </w:t>
-      </w:r>
-      <w:r>
-        <w:rPr>
-          <w:rFonts w:ascii="Tahoma" w:cs="Tahoma" w:eastAsia="Tahoma" w:hAnsi="Tahoma"/>
-          <w:sz w:val="22"/>
-          <w:szCs w:val="22"/>
-          <w:rtl w:val="0"/>
-        </w:rPr>
-        <w:t xml:space="preserve">Р</w:t>
-      </w:r>
-      <w:r>
-        <w:rPr>
-          <w:rFonts w:ascii="Tahoma" w:cs="Tahoma" w:eastAsia="Tahoma" w:hAnsi="Tahoma"/>
-          <w:i w:val="0"/>
-          <w:iCs w:val="0"/>
-          <w:smallCaps w:val="0"/>
-          <w:strike w:val="0"/>
-          <w:color w:val="000000"/>
-          <w:sz w:val="22"/>
-          <w:szCs w:val="22"/>
-          <w:u w:val="none"/>
-          <w:shd w:fill="auto" w:val="clear"/>
-          <w:vertAlign w:val="baseline"/>
-          <w:rtl w:val="0"/>
-        </w:rPr>
-        <w:t xml:space="preserve">озробив backend, панель адміністратора та веб-API за допомогою Yii2.</w:t>
-      </w:r>
-    </w:p>
-    <w:p>
-      <w:pPr>
-        <w:keepNext w:val="0"/>
-        <w:keepLines w:val="0"/>
-        <w:pageBreakBefore w:val="0"/>
+        <w:spacing w:after="240" w:before="0" w:beforeAutospacing="0" w:lineRule="auto"/>
+        <w:ind w:left="720" w:hanging="360"/>
+        <w:rPr>
+          <w:rFonts w:ascii="Tahoma" w:cs="Tahoma" w:eastAsia="Tahoma" w:hAnsi="Tahoma"/>
+          <w:sz w:val="22"/>
+          <w:szCs w:val="22"/>
+        </w:rPr>
+      </w:pPr>
+      <w:r>
+        <w:rPr>
+          <w:rFonts w:ascii="Tahoma" w:cs="Tahoma" w:eastAsia="Tahoma" w:hAnsi="Tahoma"/>
+          <w:sz w:val="22"/>
+          <w:szCs w:val="22"/>
+          <w:rtl w:val="0"/>
+        </w:rPr>
+        <w:t xml:space="preserve">Проєкт для ізраїльських водіїв евакуаторів, схожий на сервіс таксі з аукціоном замовлень. Розробив панель адміністратора, веб-сайт на Yii2 та REST API.</w:t>
+      </w:r>
+    </w:p>
+    <w:p>
+      <w:pPr>
+        <w:widowControl w:val="0"/>
+        <w:spacing w:after="240" w:before="240" w:lineRule="auto"/>
+        <w:rPr>
+          <w:rFonts w:ascii="Tahoma" w:cs="Tahoma" w:eastAsia="Tahoma" w:hAnsi="Tahoma"/>
+          <w:sz w:val="22"/>
+          <w:szCs w:val="22"/>
+        </w:rPr>
+      </w:pPr>
+      <w:r>
+        <w:rPr>
+          <w:rFonts w:ascii="Tahoma" w:cs="Tahoma" w:eastAsia="Tahoma" w:hAnsi="Tahoma"/>
+          <w:b w:val="1"/>
+          <w:bCs w:val="1"/>
+          <w:sz w:val="22"/>
+          <w:szCs w:val="22"/>
+          <w:rtl w:val="0"/>
+        </w:rPr>
+        <w:t xml:space="preserve">З грудня 2017 року по грудень 2019 року</w:t>
+      </w:r>
+      <w:r>
+        <w:rPr>
+          <w:rFonts w:ascii="Tahoma" w:cs="Tahoma" w:eastAsia="Tahoma" w:hAnsi="Tahoma"/>
+          <w:sz w:val="22"/>
+          <w:szCs w:val="22"/>
+          <w:rtl w:val="0"/>
+        </w:rPr>
+        <w:t xml:space="preserve"> працював в ІТ-компанії, яка займалася розробкою та просуванням веб-сайтів для українських і міжнародних клієнтів.</w:t>
+      </w:r>
+    </w:p>
+    <w:p>
+      <w:pPr>
         <w:widowControl w:val="0"/>
         <w:numPr>
           <w:ilvl w:val="0"/>
           <w:numId w:val="3"/>
         </w:numPr>
-        <w:pBdr>
-          <w:top w:space="0" w:sz="0" w:val="nil"/>
-          <w:left w:space="0" w:sz="0" w:val="nil"/>
-          <w:bottom w:space="0" w:sz="0" w:val="nil"/>
-          <w:right w:space="0" w:sz="0" w:val="nil"/>
-          <w:between w:space="0" w:sz="0" w:val="nil"/>
-        </w:pBdr>
-        <w:shd w:fill="auto" w:val="clear"/>
-        <w:spacing w:after="0" w:before="0" w:line="240" w:lineRule="auto"/>
-        <w:ind w:left="720" w:right="0" w:hanging="360"/>
-        <w:jc w:val="left"/>
-        <w:rPr>
-          <w:rFonts w:ascii="Tahoma" w:cs="Tahoma" w:eastAsia="Tahoma" w:hAnsi="Tahoma"/>
-          <w:i w:val="0"/>
-          <w:iCs w:val="0"/>
-          <w:smallCaps w:val="0"/>
-          <w:strike w:val="0"/>
-          <w:color w:val="000000"/>
-          <w:sz w:val="22"/>
-          <w:szCs w:val="22"/>
-          <w:shd w:fill="auto" w:val="clear"/>
-          <w:vertAlign w:val="baseline"/>
-        </w:rPr>
-      </w:pPr>
-      <w:r>
-        <w:rPr>
-          <w:rFonts w:ascii="Tahoma" w:cs="Tahoma" w:eastAsia="Tahoma" w:hAnsi="Tahoma"/>
-          <w:i w:val="0"/>
-          <w:iCs w:val="0"/>
-          <w:smallCaps w:val="0"/>
-          <w:strike w:val="0"/>
-          <w:color w:val="000000"/>
-          <w:sz w:val="22"/>
-          <w:szCs w:val="22"/>
-          <w:u w:val="none"/>
-          <w:shd w:fill="auto" w:val="clear"/>
-          <w:vertAlign w:val="baseline"/>
-          <w:rtl w:val="0"/>
-        </w:rPr>
-        <w:t xml:space="preserve">Мережа моніторів у мікроавтобусах, розроблена за допомогою Yii2, Node.js та Android. Це включало управління пристроями в реальному часі та налаштування, такі як відображення відео, статус батареї та планування пристроїв.</w:t>
-      </w:r>
-    </w:p>
-    <w:p>
-      <w:pPr>
-        <w:keepNext w:val="0"/>
-        <w:keepLines w:val="0"/>
-        <w:pageBreakBefore w:val="0"/>
+        <w:spacing w:after="0" w:afterAutospacing="0" w:before="240" w:lineRule="auto"/>
+        <w:ind w:left="720" w:hanging="360"/>
+        <w:rPr>
+          <w:rFonts w:ascii="Tahoma" w:cs="Tahoma" w:eastAsia="Tahoma" w:hAnsi="Tahoma"/>
+          <w:sz w:val="22"/>
+          <w:szCs w:val="22"/>
+        </w:rPr>
+      </w:pPr>
+      <w:r>
+        <w:rPr>
+          <w:rFonts w:ascii="Tahoma" w:cs="Tahoma" w:eastAsia="Tahoma" w:hAnsi="Tahoma"/>
+          <w:sz w:val="22"/>
+          <w:szCs w:val="22"/>
+          <w:rtl w:val="0"/>
+        </w:rPr>
+        <w:t xml:space="preserve">Платформа з пошуку роботи для стоматологів у Великобританії (аналог rabota.ua). Розробив backend, адміністративну панель та REST API на Yii2.</w:t>
+      </w:r>
+    </w:p>
+    <w:p>
+      <w:pPr>
         <w:widowControl w:val="0"/>
         <w:numPr>
           <w:ilvl w:val="0"/>
-          <w:numId w:val="4"/>
+          <w:numId w:val="3"/>
         </w:numPr>
-        <w:pBdr>
-          <w:top w:space="0" w:sz="0" w:val="nil"/>
-          <w:left w:space="0" w:sz="0" w:val="nil"/>
-          <w:bottom w:space="0" w:sz="0" w:val="nil"/>
-          <w:right w:space="0" w:sz="0" w:val="nil"/>
-          <w:between w:space="0" w:sz="0" w:val="nil"/>
-        </w:pBdr>
-        <w:shd w:fill="auto" w:val="clear"/>
-        <w:spacing w:after="0" w:before="0" w:line="240" w:lineRule="auto"/>
-        <w:ind w:left="720" w:right="0" w:hanging="360"/>
-        <w:jc w:val="left"/>
-        <w:rPr>
-          <w:rFonts w:ascii="Tahoma" w:cs="Tahoma" w:eastAsia="Tahoma" w:hAnsi="Tahoma"/>
-          <w:i w:val="0"/>
-          <w:iCs w:val="0"/>
-          <w:smallCaps w:val="0"/>
-          <w:strike w:val="0"/>
-          <w:color w:val="000000"/>
-          <w:sz w:val="22"/>
-          <w:szCs w:val="22"/>
-          <w:shd w:fill="auto" w:val="clear"/>
-          <w:vertAlign w:val="baseline"/>
-        </w:rPr>
-      </w:pPr>
-      <w:r>
-        <w:rPr>
-          <w:rFonts w:ascii="Tahoma" w:cs="Tahoma" w:eastAsia="Tahoma" w:hAnsi="Tahoma"/>
-          <w:i w:val="0"/>
-          <w:iCs w:val="0"/>
-          <w:smallCaps w:val="0"/>
-          <w:strike w:val="0"/>
-          <w:color w:val="000000"/>
-          <w:sz w:val="22"/>
-          <w:szCs w:val="22"/>
-          <w:u w:val="none"/>
-          <w:shd w:fill="auto" w:val="clear"/>
-          <w:vertAlign w:val="baseline"/>
-          <w:rtl w:val="0"/>
-        </w:rPr>
-        <w:t xml:space="preserve">Мережа точок продажу кави, розроблена за допомогою </w:t>
-      </w:r>
-      <w:r>
-        <w:rPr>
-          <w:rFonts w:ascii="Tahoma" w:cs="Tahoma" w:eastAsia="Tahoma" w:hAnsi="Tahoma"/>
-          <w:sz w:val="22"/>
-          <w:szCs w:val="22"/>
-          <w:rtl w:val="0"/>
-        </w:rPr>
-        <w:t xml:space="preserve">Laravel </w:t>
-      </w:r>
-      <w:r>
-        <w:rPr>
-          <w:rFonts w:ascii="Tahoma" w:cs="Tahoma" w:eastAsia="Tahoma" w:hAnsi="Tahoma"/>
-          <w:i w:val="0"/>
-          <w:iCs w:val="0"/>
-          <w:smallCaps w:val="0"/>
-          <w:strike w:val="0"/>
-          <w:color w:val="000000"/>
-          <w:sz w:val="22"/>
-          <w:szCs w:val="22"/>
-          <w:u w:val="none"/>
-          <w:shd w:fill="auto" w:val="clear"/>
-          <w:vertAlign w:val="baseline"/>
-          <w:rtl w:val="0"/>
-        </w:rPr>
-        <w:t xml:space="preserve">та React Native. Цей проект дозволяв власникам кав'ярень керувати категоріями, продуктами, продажами, інвентарем, персоналом та постачальниками. Я розробив backend, панель адміністратора та веб-API.</w:t>
-      </w:r>
-    </w:p>
-    <w:p>
-      <w:pPr>
-        <w:keepNext w:val="0"/>
-        <w:keepLines w:val="0"/>
-        <w:pageBreakBefore w:val="0"/>
+        <w:spacing w:after="0" w:afterAutospacing="0" w:before="0" w:beforeAutospacing="0" w:lineRule="auto"/>
+        <w:ind w:left="720" w:hanging="360"/>
+        <w:rPr>
+          <w:rFonts w:ascii="Tahoma" w:cs="Tahoma" w:eastAsia="Tahoma" w:hAnsi="Tahoma"/>
+          <w:sz w:val="22"/>
+          <w:szCs w:val="22"/>
+        </w:rPr>
+      </w:pPr>
+      <w:r>
+        <w:rPr>
+          <w:rFonts w:ascii="Tahoma" w:cs="Tahoma" w:eastAsia="Tahoma" w:hAnsi="Tahoma"/>
+          <w:sz w:val="22"/>
+          <w:szCs w:val="22"/>
+          <w:rtl w:val="0"/>
+        </w:rPr>
+        <w:t xml:space="preserve">Система керування мережею моніторів у мікроавтобусах на Yii2, Node.js та Android із підтримкою віддаленого керування пристроями.</w:t>
+      </w:r>
+    </w:p>
+    <w:p>
+      <w:pPr>
         <w:widowControl w:val="0"/>
         <w:numPr>
           <w:ilvl w:val="0"/>
-          <w:numId w:val="5"/>
+          <w:numId w:val="3"/>
         </w:numPr>
-        <w:pBdr>
-          <w:top w:space="0" w:sz="0" w:val="nil"/>
-          <w:left w:space="0" w:sz="0" w:val="nil"/>
-          <w:bottom w:space="0" w:sz="0" w:val="nil"/>
-          <w:right w:space="0" w:sz="0" w:val="nil"/>
-          <w:between w:space="0" w:sz="0" w:val="nil"/>
-        </w:pBdr>
-        <w:shd w:fill="auto" w:val="clear"/>
-        <w:spacing w:after="0" w:before="0" w:line="240" w:lineRule="auto"/>
-        <w:ind w:left="720" w:right="0" w:hanging="360"/>
-        <w:jc w:val="left"/>
-        <w:rPr>
-          <w:rFonts w:ascii="Tahoma" w:cs="Tahoma" w:eastAsia="Tahoma" w:hAnsi="Tahoma"/>
-          <w:i w:val="0"/>
-          <w:iCs w:val="0"/>
-          <w:smallCaps w:val="0"/>
-          <w:strike w:val="0"/>
-          <w:color w:val="000000"/>
-          <w:sz w:val="22"/>
-          <w:szCs w:val="22"/>
-          <w:shd w:fill="auto" w:val="clear"/>
-          <w:vertAlign w:val="baseline"/>
-        </w:rPr>
-      </w:pPr>
-      <w:r>
-        <w:rPr>
-          <w:rFonts w:ascii="Tahoma" w:cs="Tahoma" w:eastAsia="Tahoma" w:hAnsi="Tahoma"/>
-          <w:i w:val="0"/>
-          <w:iCs w:val="0"/>
-          <w:smallCaps w:val="0"/>
-          <w:strike w:val="0"/>
-          <w:color w:val="000000"/>
-          <w:sz w:val="22"/>
-          <w:szCs w:val="22"/>
-          <w:u w:val="none"/>
-          <w:shd w:fill="auto" w:val="clear"/>
-          <w:vertAlign w:val="baseline"/>
-          <w:rtl w:val="0"/>
-        </w:rPr>
-        <w:t xml:space="preserve">Проект, пов'язаний зі складами для Amazon USA, розроблений за допомогою Yii2. </w:t>
-      </w:r>
-      <w:r>
-        <w:rPr>
-          <w:rFonts w:ascii="Tahoma" w:cs="Tahoma" w:eastAsia="Tahoma" w:hAnsi="Tahoma"/>
-          <w:sz w:val="22"/>
-          <w:szCs w:val="22"/>
-          <w:rtl w:val="0"/>
-        </w:rPr>
-        <w:t xml:space="preserve">Р</w:t>
-      </w:r>
-      <w:r>
-        <w:rPr>
-          <w:rFonts w:ascii="Tahoma" w:cs="Tahoma" w:eastAsia="Tahoma" w:hAnsi="Tahoma"/>
-          <w:i w:val="0"/>
-          <w:iCs w:val="0"/>
-          <w:smallCaps w:val="0"/>
-          <w:strike w:val="0"/>
-          <w:color w:val="000000"/>
-          <w:sz w:val="22"/>
-          <w:szCs w:val="22"/>
-          <w:u w:val="none"/>
-          <w:shd w:fill="auto" w:val="clear"/>
-          <w:vertAlign w:val="baseline"/>
-          <w:rtl w:val="0"/>
-        </w:rPr>
-        <w:t xml:space="preserve">озробив backend, панель адміністратора та веб-API для синхронізації з 1C.</w:t>
-      </w:r>
-    </w:p>
-    <w:p>
-      <w:pPr>
-        <w:keepNext w:val="0"/>
-        <w:keepLines w:val="0"/>
-        <w:pageBreakBefore w:val="0"/>
-        <w:widowControl w:val="0"/>
-        <w:pBdr>
-          <w:top w:space="0" w:sz="0" w:val="nil"/>
-          <w:left w:space="0" w:sz="0" w:val="nil"/>
-          <w:bottom w:space="0" w:sz="0" w:val="nil"/>
-          <w:right w:space="0" w:sz="0" w:val="nil"/>
-          <w:between w:space="0" w:sz="0" w:val="nil"/>
-        </w:pBdr>
-        <w:shd w:fill="auto" w:val="clear"/>
-        <w:spacing w:after="0" w:before="0" w:line="240" w:lineRule="auto"/>
-        <w:ind w:left="0" w:right="0" w:firstLine="0"/>
-        <w:jc w:val="left"/>
-        <w:rPr>
-          <w:rFonts w:ascii="Tahoma" w:cs="Tahoma" w:eastAsia="Tahoma" w:hAnsi="Tahoma"/>
-          <w:i w:val="0"/>
-          <w:iCs w:val="0"/>
-          <w:smallCaps w:val="0"/>
-          <w:strike w:val="0"/>
-          <w:color w:val="000000"/>
-          <w:sz w:val="22"/>
-          <w:szCs w:val="22"/>
-          <w:u w:val="none"/>
-          <w:shd w:fill="auto" w:val="clear"/>
-          <w:vertAlign w:val="baseline"/>
-        </w:rPr>
-      </w:pPr>
-      <w:r>
-        <w:rPr>
-          <w:rtl w:val="0"/>
-        </w:rPr>
-      </w:r>
-    </w:p>
-    <w:p>
-      <w:pPr>
-        <w:keepNext w:val="0"/>
-        <w:keepLines w:val="0"/>
-        <w:pageBreakBefore w:val="0"/>
-        <w:widowControl w:val="0"/>
-        <w:pBdr>
-          <w:top w:space="0" w:sz="0" w:val="nil"/>
-          <w:left w:space="0" w:sz="0" w:val="nil"/>
-          <w:bottom w:space="0" w:sz="0" w:val="nil"/>
-          <w:right w:space="0" w:sz="0" w:val="nil"/>
-          <w:between w:space="0" w:sz="0" w:val="nil"/>
-        </w:pBdr>
-        <w:shd w:fill="auto" w:val="clear"/>
-        <w:spacing w:after="0" w:before="0" w:line="240" w:lineRule="auto"/>
-        <w:ind w:left="0" w:right="0" w:firstLine="0"/>
-        <w:jc w:val="left"/>
-        <w:rPr>
-          <w:rFonts w:ascii="Tahoma" w:cs="Tahoma" w:eastAsia="Tahoma" w:hAnsi="Tahoma"/>
-          <w:i w:val="0"/>
-          <w:iCs w:val="0"/>
-          <w:smallCaps w:val="0"/>
-          <w:strike w:val="0"/>
-          <w:color w:val="000000"/>
-          <w:sz w:val="22"/>
-          <w:szCs w:val="22"/>
-          <w:u w:val="none"/>
-          <w:shd w:fill="auto" w:val="clear"/>
-          <w:vertAlign w:val="baseline"/>
-        </w:rPr>
-      </w:pPr>
-      <w:r>
-        <w:rPr>
-          <w:rFonts w:ascii="Tahoma" w:cs="Tahoma" w:eastAsia="Tahoma" w:hAnsi="Tahoma"/>
-          <w:sz w:val="22"/>
-          <w:szCs w:val="22"/>
-          <w:rtl w:val="0"/>
-        </w:rPr>
-        <w:t xml:space="preserve">Потім</w:t>
-      </w:r>
-      <w:r>
-        <w:rPr>
-          <w:rFonts w:ascii="Tahoma" w:cs="Tahoma" w:eastAsia="Tahoma" w:hAnsi="Tahoma"/>
-          <w:i w:val="0"/>
-          <w:iCs w:val="0"/>
-          <w:smallCaps w:val="0"/>
-          <w:strike w:val="0"/>
-          <w:color w:val="000000"/>
-          <w:sz w:val="22"/>
-          <w:szCs w:val="22"/>
-          <w:u w:val="none"/>
-          <w:shd w:fill="auto" w:val="clear"/>
-          <w:vertAlign w:val="baseline"/>
-          <w:rtl w:val="0"/>
-        </w:rPr>
-        <w:t xml:space="preserve"> працював віддалено до 2022 року над проектами, пов'язаними з українськими кадастровими картами та логістикою за допомогою Google Maps. Ці проекти перетиналися, один з яких зосереджувався на інформаційних аспектах, де регіональні адміністрації завантажували договори, пов'язані з землею, тоді як інший мав на меті знайти оптимальні маршрути між кількома точками для ефективної доставки продукції.</w:t>
-      </w:r>
-    </w:p>
-    <w:p>
-      <w:pPr>
-        <w:keepNext w:val="0"/>
-        <w:keepLines w:val="0"/>
-        <w:pageBreakBefore w:val="0"/>
-        <w:widowControl w:val="0"/>
-        <w:pBdr>
-          <w:top w:space="0" w:sz="0" w:val="nil"/>
-          <w:left w:space="0" w:sz="0" w:val="nil"/>
-          <w:bottom w:space="0" w:sz="0" w:val="nil"/>
-          <w:right w:space="0" w:sz="0" w:val="nil"/>
-          <w:between w:space="0" w:sz="0" w:val="nil"/>
-        </w:pBdr>
-        <w:shd w:fill="auto" w:val="clear"/>
-        <w:spacing w:after="0" w:before="0" w:line="240" w:lineRule="auto"/>
-        <w:ind w:left="0" w:right="0" w:firstLine="0"/>
-        <w:jc w:val="left"/>
-        <w:rPr>
-          <w:rFonts w:ascii="Tahoma" w:cs="Tahoma" w:eastAsia="Tahoma" w:hAnsi="Tahoma"/>
-          <w:i w:val="0"/>
-          <w:iCs w:val="0"/>
-          <w:smallCaps w:val="0"/>
-          <w:strike w:val="0"/>
-          <w:color w:val="000000"/>
-          <w:sz w:val="22"/>
-          <w:szCs w:val="22"/>
-          <w:u w:val="none"/>
-          <w:shd w:fill="auto" w:val="clear"/>
-          <w:vertAlign w:val="baseline"/>
-        </w:rPr>
-      </w:pPr>
-      <w:r>
-        <w:rPr>
-          <w:rtl w:val="0"/>
-        </w:rPr>
-      </w:r>
-    </w:p>
-    <w:p>
-      <w:pPr>
-        <w:keepNext w:val="0"/>
-        <w:keepLines w:val="0"/>
-        <w:pageBreakBefore w:val="0"/>
-        <w:widowControl w:val="0"/>
-        <w:pBdr>
-          <w:top w:space="0" w:sz="0" w:val="nil"/>
-          <w:left w:space="0" w:sz="0" w:val="nil"/>
-          <w:bottom w:space="0" w:sz="0" w:val="nil"/>
-          <w:right w:space="0" w:sz="0" w:val="nil"/>
-          <w:between w:space="0" w:sz="0" w:val="nil"/>
-        </w:pBdr>
-        <w:shd w:fill="auto" w:val="clear"/>
-        <w:spacing w:after="0" w:before="0" w:line="240" w:lineRule="auto"/>
-        <w:ind w:left="0" w:right="0" w:firstLine="0"/>
-        <w:jc w:val="left"/>
-        <w:rPr>
-          <w:rFonts w:ascii="Tahoma" w:cs="Tahoma" w:eastAsia="Tahoma" w:hAnsi="Tahoma"/>
-          <w:sz w:val="22"/>
-          <w:szCs w:val="22"/>
-        </w:rPr>
-      </w:pPr>
-      <w:r>
-        <w:rPr>
-          <w:rFonts w:ascii="Tahoma" w:cs="Tahoma" w:eastAsia="Tahoma" w:hAnsi="Tahoma"/>
-          <w:sz w:val="22"/>
-          <w:szCs w:val="22"/>
-          <w:rtl w:val="0"/>
-        </w:rPr>
-        <w:t xml:space="preserve">Далі (2022 - 2024) працював у ІТ-компанії над проектами, що робили SEO, Google Business, YouTube канала аудити. Прогнозування веб-сайтів та бізнесів також було в моїй компетенції. Я працював у команді з 8 розробниками.</w:t>
-      </w:r>
-    </w:p>
-    <w:p>
-      <w:pPr>
-        <w:keepNext w:val="0"/>
-        <w:keepLines w:val="0"/>
-        <w:pageBreakBefore w:val="0"/>
-        <w:widowControl w:val="0"/>
-        <w:pBdr>
-          <w:top w:space="0" w:sz="0" w:val="nil"/>
-          <w:left w:space="0" w:sz="0" w:val="nil"/>
-          <w:bottom w:space="0" w:sz="0" w:val="nil"/>
-          <w:right w:space="0" w:sz="0" w:val="nil"/>
-          <w:between w:space="0" w:sz="0" w:val="nil"/>
-        </w:pBdr>
-        <w:shd w:fill="auto" w:val="clear"/>
-        <w:spacing w:after="0" w:before="0" w:line="240" w:lineRule="auto"/>
-        <w:ind w:left="0" w:right="0" w:firstLine="0"/>
-        <w:jc w:val="left"/>
-        <w:rPr>
-          <w:rFonts w:ascii="Tahoma" w:cs="Tahoma" w:eastAsia="Tahoma" w:hAnsi="Tahoma"/>
-          <w:sz w:val="22"/>
-          <w:szCs w:val="22"/>
-        </w:rPr>
-      </w:pPr>
-      <w:r>
-        <w:rPr>
-          <w:rtl w:val="0"/>
-        </w:rPr>
-      </w:r>
-    </w:p>
-    <w:p>
-      <w:pPr>
-        <w:keepNext w:val="0"/>
-        <w:keepLines w:val="0"/>
-        <w:pageBreakBefore w:val="0"/>
-        <w:widowControl w:val="0"/>
-        <w:pBdr>
-          <w:top w:space="0" w:sz="0" w:val="nil"/>
-          <w:left w:space="0" w:sz="0" w:val="nil"/>
-          <w:bottom w:space="0" w:sz="0" w:val="nil"/>
-          <w:right w:space="0" w:sz="0" w:val="nil"/>
-          <w:between w:space="0" w:sz="0" w:val="nil"/>
-        </w:pBdr>
-        <w:shd w:fill="auto" w:val="clear"/>
-        <w:spacing w:after="0" w:before="0" w:line="240" w:lineRule="auto"/>
-        <w:ind w:left="0" w:right="0" w:firstLine="0"/>
-        <w:jc w:val="left"/>
-        <w:rPr>
-          <w:rFonts w:ascii="Tahoma" w:cs="Tahoma" w:eastAsia="Tahoma" w:hAnsi="Tahoma"/>
-          <w:sz w:val="22"/>
-          <w:szCs w:val="22"/>
-        </w:rPr>
-      </w:pPr>
-      <w:r>
-        <w:rPr>
-          <w:rFonts w:ascii="Tahoma" w:cs="Tahoma" w:eastAsia="Tahoma" w:hAnsi="Tahoma"/>
-          <w:sz w:val="22"/>
-          <w:szCs w:val="22"/>
-          <w:rtl w:val="0"/>
-        </w:rPr>
-        <w:t xml:space="preserve">З 2024 року до квітня 2026 року працював Fullstack та REST API розробником у компанії у сфері платіжних систем. Займався backend/frontend розробкою, REST API, інтеграціями платіжних сервісів та підтримкою інфраструктури. Частина інформації про проект і клієнтів під NDA.</w:t>
+        <w:spacing w:after="0" w:afterAutospacing="0" w:before="0" w:beforeAutospacing="0" w:lineRule="auto"/>
+        <w:ind w:left="720" w:hanging="360"/>
+        <w:rPr>
+          <w:rFonts w:ascii="Tahoma" w:cs="Tahoma" w:eastAsia="Tahoma" w:hAnsi="Tahoma"/>
+          <w:sz w:val="22"/>
+          <w:szCs w:val="22"/>
+        </w:rPr>
+      </w:pPr>
+      <w:r>
+        <w:rPr>
+          <w:rFonts w:ascii="Tahoma" w:cs="Tahoma" w:eastAsia="Tahoma" w:hAnsi="Tahoma"/>
+          <w:sz w:val="22"/>
+          <w:szCs w:val="22"/>
+          <w:rtl w:val="0"/>
+        </w:rPr>
+        <w:t xml:space="preserve">Система для мережі кав'ярень на Laravel та React Native. Реалізував backend, адміністративну панель та REST API для управління товарами, продажами, персоналом, складом і постачальниками.</w:t>
+      </w:r>
+    </w:p>
+    <w:p>
+      <w:pPr>
+        <w:widowControl w:val="0"/>
+        <w:numPr>
+          <w:ilvl w:val="0"/>
+          <w:numId w:val="3"/>
+        </w:numPr>
+        <w:spacing w:after="240" w:before="0" w:beforeAutospacing="0" w:lineRule="auto"/>
+        <w:ind w:left="720" w:hanging="360"/>
+        <w:rPr>
+          <w:rFonts w:ascii="Tahoma" w:cs="Tahoma" w:eastAsia="Tahoma" w:hAnsi="Tahoma"/>
+          <w:sz w:val="22"/>
+          <w:szCs w:val="22"/>
+        </w:rPr>
+      </w:pPr>
+      <w:r>
+        <w:rPr>
+          <w:rFonts w:ascii="Tahoma" w:cs="Tahoma" w:eastAsia="Tahoma" w:hAnsi="Tahoma"/>
+          <w:sz w:val="22"/>
+          <w:szCs w:val="22"/>
+          <w:rtl w:val="0"/>
+        </w:rPr>
+        <w:t xml:space="preserve">Система автоматизації складів Amazon (США) на Yii2 із синхронізацією даних з 1С через REST API.</w:t>
+      </w:r>
+    </w:p>
+    <w:p>
+      <w:pPr>
+        <w:widowControl w:val="0"/>
+        <w:spacing w:after="240" w:before="240" w:lineRule="auto"/>
+        <w:rPr>
+          <w:rFonts w:ascii="Tahoma" w:cs="Tahoma" w:eastAsia="Tahoma" w:hAnsi="Tahoma"/>
+          <w:sz w:val="22"/>
+          <w:szCs w:val="22"/>
+        </w:rPr>
+      </w:pPr>
+      <w:r>
+        <w:rPr>
+          <w:rFonts w:ascii="Tahoma" w:cs="Tahoma" w:eastAsia="Tahoma" w:hAnsi="Tahoma"/>
+          <w:b w:val="1"/>
+          <w:bCs w:val="1"/>
+          <w:sz w:val="22"/>
+          <w:szCs w:val="22"/>
+          <w:rtl w:val="0"/>
+        </w:rPr>
+        <w:t xml:space="preserve">З січня 2020 року по липень 2022 року</w:t>
+      </w:r>
+      <w:r>
+        <w:rPr>
+          <w:rFonts w:ascii="Tahoma" w:cs="Tahoma" w:eastAsia="Tahoma" w:hAnsi="Tahoma"/>
+          <w:sz w:val="22"/>
+          <w:szCs w:val="22"/>
+          <w:rtl w:val="0"/>
+        </w:rPr>
+        <w:t xml:space="preserve"> працював віддалено над проєктами, пов'язаними з українськими кадастровими картами та логістикою на базі Google Maps. Один із проєктів був присвячений роботі із земельними договорами та кадастровою інформацією, інший - побудові оптимальних маршрутів між багатьма точками для ефективної доставки продукції.</w:t>
+      </w:r>
+    </w:p>
+    <w:p>
+      <w:pPr>
+        <w:widowControl w:val="0"/>
+        <w:spacing w:after="240" w:before="240" w:lineRule="auto"/>
+        <w:rPr>
+          <w:rFonts w:ascii="Tahoma" w:cs="Tahoma" w:eastAsia="Tahoma" w:hAnsi="Tahoma"/>
+          <w:sz w:val="22"/>
+          <w:szCs w:val="22"/>
+        </w:rPr>
+      </w:pPr>
+      <w:r>
+        <w:rPr>
+          <w:rFonts w:ascii="Tahoma" w:cs="Tahoma" w:eastAsia="Tahoma" w:hAnsi="Tahoma"/>
+          <w:b w:val="1"/>
+          <w:bCs w:val="1"/>
+          <w:sz w:val="22"/>
+          <w:szCs w:val="22"/>
+          <w:rtl w:val="0"/>
+        </w:rPr>
+        <w:t xml:space="preserve">З серпня 2022 року по квітень 2024 року</w:t>
+      </w:r>
+      <w:r>
+        <w:rPr>
+          <w:rFonts w:ascii="Tahoma" w:cs="Tahoma" w:eastAsia="Tahoma" w:hAnsi="Tahoma"/>
+          <w:sz w:val="22"/>
+          <w:szCs w:val="22"/>
+          <w:rtl w:val="0"/>
+        </w:rPr>
+        <w:t xml:space="preserve"> працював у ІТ-компанії над проєктами у сфері SEO, Google Business Profile, YouTube-аудиту та аналітики веб-сайтів. Також займався прогнозуванням ефективності веб-сайтів і бізнесів. Працював у команді з восьми розробників.</w:t>
+      </w:r>
+    </w:p>
+    <w:p>
+      <w:pPr>
+        <w:widowControl w:val="0"/>
+        <w:spacing w:after="240" w:before="240" w:lineRule="auto"/>
+        <w:rPr>
+          <w:rFonts w:ascii="Tahoma" w:cs="Tahoma" w:eastAsia="Tahoma" w:hAnsi="Tahoma"/>
+          <w:b w:val="1"/>
+          <w:bCs w:val="1"/>
+          <w:sz w:val="22"/>
+          <w:szCs w:val="22"/>
+        </w:rPr>
+      </w:pPr>
+      <w:r>
+        <w:rPr>
+          <w:rtl w:val="0"/>
+        </w:rPr>
+      </w:r>
+    </w:p>
+    <w:p>
+      <w:pPr>
+        <w:widowControl w:val="0"/>
+        <w:spacing w:after="240" w:before="240" w:lineRule="auto"/>
+        <w:rPr>
+          <w:rFonts w:ascii="Tahoma" w:cs="Tahoma" w:eastAsia="Tahoma" w:hAnsi="Tahoma"/>
+          <w:sz w:val="22"/>
+          <w:szCs w:val="22"/>
+        </w:rPr>
+      </w:pPr>
+      <w:r>
+        <w:rPr>
+          <w:rFonts w:ascii="Tahoma" w:cs="Tahoma" w:eastAsia="Tahoma" w:hAnsi="Tahoma"/>
+          <w:b w:val="1"/>
+          <w:bCs w:val="1"/>
+          <w:sz w:val="22"/>
+          <w:szCs w:val="22"/>
+          <w:rtl w:val="0"/>
+        </w:rPr>
+        <w:t xml:space="preserve">З квітня 2024 року по квітень 2026 року</w:t>
+      </w:r>
+      <w:r>
+        <w:rPr>
+          <w:rFonts w:ascii="Tahoma" w:cs="Tahoma" w:eastAsia="Tahoma" w:hAnsi="Tahoma"/>
+          <w:sz w:val="22"/>
+          <w:szCs w:val="22"/>
+          <w:rtl w:val="0"/>
+        </w:rPr>
+        <w:t xml:space="preserve"> працював Fullstack та REST API розробником у компанії у сфері платіжних систем. Займався backend/frontend-розробкою, REST API, інтеграціями платіжних сервісів та підтримкою інфраструктури. Частина інформації про проєкти та клієнтів не підлягає розголошенню відповідно до NDA.</w:t>
+      </w:r>
+      <w:r>
+        <w:rPr>
+          <w:rFonts w:ascii="Tahoma" w:cs="Tahoma" w:eastAsia="Tahoma" w:hAnsi="Tahoma"/>
+          <w:rtl w:val="0"/>
+        </w:rPr>
+        <w:br w:type="textWrapping"/>
+      </w:r>
+      <w:r>
+        <w:rPr>
+          <w:rtl w:val="0"/>
+        </w:rPr>
       </w:r>
     </w:p>
     <w:sectPr>
@@ -4448,14 +3808,127 @@
   </w:abstractNum>
   <w:abstractNum w:abstractNumId="3">
     <w:lvl w:ilvl="0">
-      <w:start w:val="2"/>
+      <w:start w:val="1"/>
       <w:numFmt w:val="decimal"/>
-      <w:lvlText w:val="%1)"/>
+      <w:lvlText w:val="%1."/>
       <w:lvlJc w:val="left"/>
       <w:pPr>
         <w:ind w:left="720" w:hanging="360"/>
       </w:pPr>
       <w:rPr>
+        <w:u w:val="none"/>
+      </w:rPr>
+    </w:lvl>
+    <w:lvl w:ilvl="1">
+      <w:start w:val="1"/>
+      <w:numFmt w:val="lowerLetter"/>
+      <w:lvlText w:val="%2."/>
+      <w:lvlJc w:val="left"/>
+      <w:pPr>
+        <w:ind w:left="1440" w:hanging="360"/>
+      </w:pPr>
+      <w:rPr>
+        <w:u w:val="none"/>
+      </w:rPr>
+    </w:lvl>
+    <w:lvl w:ilvl="2">
+      <w:start w:val="1"/>
+      <w:numFmt w:val="lowerRoman"/>
+      <w:lvlText w:val="%3."/>
+      <w:lvlJc w:val="left"/>
+      <w:pPr>
+        <w:ind w:left="2160" w:hanging="360"/>
+      </w:pPr>
+      <w:rPr>
+        <w:u w:val="none"/>
+      </w:rPr>
+    </w:lvl>
+    <w:lvl w:ilvl="3">
+      <w:start w:val="1"/>
+      <w:numFmt w:val="decimal"/>
+      <w:lvlText w:val="%4."/>
+      <w:lvlJc w:val="left"/>
+      <w:pPr>
+        <w:ind w:left="2880" w:hanging="360"/>
+      </w:pPr>
+      <w:rPr>
+        <w:u w:val="none"/>
+      </w:rPr>
+    </w:lvl>
+    <w:lvl w:ilvl="4">
+      <w:start w:val="1"/>
+      <w:numFmt w:val="lowerLetter"/>
+      <w:lvlText w:val="%5."/>
+      <w:lvlJc w:val="left"/>
+      <w:pPr>
+        <w:ind w:left="3600" w:hanging="360"/>
+      </w:pPr>
+      <w:rPr>
+        <w:u w:val="none"/>
+      </w:rPr>
+    </w:lvl>
+    <w:lvl w:ilvl="5">
+      <w:start w:val="1"/>
+      <w:numFmt w:val="lowerRoman"/>
+      <w:lvlText w:val="%6."/>
+      <w:lvlJc w:val="left"/>
+      <w:pPr>
+        <w:ind w:left="4320" w:hanging="360"/>
+      </w:pPr>
+      <w:rPr>
+        <w:u w:val="none"/>
+      </w:rPr>
+    </w:lvl>
+    <w:lvl w:ilvl="6">
+      <w:start w:val="1"/>
+      <w:numFmt w:val="decimal"/>
+      <w:lvlText w:val="%7."/>
+      <w:lvlJc w:val="left"/>
+      <w:pPr>
+        <w:ind w:left="5040" w:hanging="360"/>
+      </w:pPr>
+      <w:rPr>
+        <w:u w:val="none"/>
+      </w:rPr>
+    </w:lvl>
+    <w:lvl w:ilvl="7">
+      <w:start w:val="1"/>
+      <w:numFmt w:val="lowerLetter"/>
+      <w:lvlText w:val="%8."/>
+      <w:lvlJc w:val="left"/>
+      <w:pPr>
+        <w:ind w:left="5760" w:hanging="360"/>
+      </w:pPr>
+      <w:rPr>
+        <w:u w:val="none"/>
+      </w:rPr>
+    </w:lvl>
+    <w:lvl w:ilvl="8">
+      <w:start w:val="1"/>
+      <w:numFmt w:val="lowerRoman"/>
+      <w:lvlText w:val="%9."/>
+      <w:lvlJc w:val="left"/>
+      <w:pPr>
+        <w:ind w:left="6480" w:hanging="360"/>
+      </w:pPr>
+      <w:rPr>
+        <w:u w:val="none"/>
+      </w:rPr>
+    </w:lvl>
+  </w:abstractNum>
+  <w:abstractNum w:abstractNumId="4">
+    <w:lvl w:ilvl="0">
+      <w:start w:val="1"/>
+      <w:numFmt w:val="decimal"/>
+      <w:lvlText w:val="%1."/>
+      <w:lvlJc w:val="left"/>
+      <w:pPr>
+        <w:ind w:left="720" w:hanging="360"/>
+      </w:pPr>
+      <w:rPr>
+        <w:rFonts w:ascii="Noto Sans Symbols" w:cs="Noto Sans Symbols" w:eastAsia="Noto Sans Symbols" w:hAnsi="Noto Sans Symbols"/>
+        <w:sz w:val="20"/>
+        <w:szCs w:val="20"/>
         <w:vertAlign w:val="baseline"/>
       </w:rPr>
     </w:lvl>
@@ -4468,6 +3941,7 @@
         <w:ind w:left="1080" w:hanging="360"/>
       </w:pPr>
       <w:rPr>
+        <w:rFonts w:ascii="Noto Sans Symbols" w:cs="Noto Sans Symbols" w:eastAsia="Noto Sans Symbols" w:hAnsi="Noto Sans Symbols"/>
         <w:vertAlign w:val="baseline"/>
       </w:rPr>
     </w:lvl>
@@ -4556,222 +4030,127 @@
       </w:rPr>
     </w:lvl>
   </w:abstractNum>
-  <w:abstractNum w:abstractNumId="4">
+  <w:abstractNum w:abstractNumId="5">
     <w:lvl w:ilvl="0">
-      <w:start w:val="3"/>
-      <w:numFmt w:val="decimal"/>
-      <w:lvlText w:val="%1)"/>
+      <w:start w:val="1"/>
+      <w:numFmt w:val="bullet"/>
+      <w:lvlText w:val="●"/>
       <w:lvlJc w:val="left"/>
       <w:pPr>
         <w:ind w:left="720" w:hanging="360"/>
       </w:pPr>
       <w:rPr>
+        <w:rFonts w:ascii="Noto Sans Symbols" w:cs="Noto Sans Symbols" w:eastAsia="Noto Sans Symbols" w:hAnsi="Noto Sans Symbols"/>
+        <w:sz w:val="20"/>
+        <w:szCs w:val="20"/>
         <w:vertAlign w:val="baseline"/>
       </w:rPr>
     </w:lvl>
     <w:lvl w:ilvl="1">
       <w:start w:val="1"/>
-      <w:numFmt w:val="decimal"/>
-      <w:lvlText w:val="%2."/>
+      <w:numFmt w:val="bullet"/>
+      <w:lvlText w:val="◦"/>
       <w:lvlJc w:val="left"/>
       <w:pPr>
         <w:ind w:left="1080" w:hanging="360"/>
       </w:pPr>
       <w:rPr>
+        <w:rFonts w:ascii="Noto Sans Symbols" w:cs="Noto Sans Symbols" w:eastAsia="Noto Sans Symbols" w:hAnsi="Noto Sans Symbols"/>
         <w:vertAlign w:val="baseline"/>
       </w:rPr>
     </w:lvl>
     <w:lvl w:ilvl="2">
       <w:start w:val="1"/>
-      <w:numFmt w:val="decimal"/>
-      <w:lvlText w:val="%3."/>
+      <w:numFmt w:val="bullet"/>
+      <w:lvlText w:val="▪"/>
       <w:lvlJc w:val="left"/>
       <w:pPr>
         <w:ind w:left="1440" w:hanging="360"/>
       </w:pPr>
       <w:rPr>
+        <w:rFonts w:ascii="Noto Sans Symbols" w:cs="Noto Sans Symbols" w:eastAsia="Noto Sans Symbols" w:hAnsi="Noto Sans Symbols"/>
         <w:vertAlign w:val="baseline"/>
       </w:rPr>
     </w:lvl>
     <w:lvl w:ilvl="3">
       <w:start w:val="1"/>
-      <w:numFmt w:val="decimal"/>
-      <w:lvlText w:val="%4."/>
+      <w:numFmt w:val="bullet"/>
+      <w:lvlText w:val="●"/>
       <w:lvlJc w:val="left"/>
       <w:pPr>
         <w:ind w:left="1800" w:hanging="360"/>
       </w:pPr>
       <w:rPr>
+        <w:rFonts w:ascii="Noto Sans Symbols" w:cs="Noto Sans Symbols" w:eastAsia="Noto Sans Symbols" w:hAnsi="Noto Sans Symbols"/>
+        <w:sz w:val="20"/>
+        <w:szCs w:val="20"/>
         <w:vertAlign w:val="baseline"/>
       </w:rPr>
     </w:lvl>
     <w:lvl w:ilvl="4">
       <w:start w:val="1"/>
-      <w:numFmt w:val="decimal"/>
-      <w:lvlText w:val="%5."/>
+      <w:numFmt w:val="bullet"/>
+      <w:lvlText w:val="◦"/>
       <w:lvlJc w:val="left"/>
       <w:pPr>
         <w:ind w:left="2160" w:hanging="360"/>
       </w:pPr>
       <w:rPr>
+        <w:rFonts w:ascii="Noto Sans Symbols" w:cs="Noto Sans Symbols" w:eastAsia="Noto Sans Symbols" w:hAnsi="Noto Sans Symbols"/>
         <w:vertAlign w:val="baseline"/>
       </w:rPr>
     </w:lvl>
     <w:lvl w:ilvl="5">
       <w:start w:val="1"/>
-      <w:numFmt w:val="decimal"/>
-      <w:lvlText w:val="%6."/>
+      <w:numFmt w:val="bullet"/>
+      <w:lvlText w:val="▪"/>
       <w:lvlJc w:val="left"/>
       <w:pPr>
         <w:ind w:left="2520" w:hanging="360"/>
       </w:pPr>
       <w:rPr>
+        <w:rFonts w:ascii="Noto Sans Symbols" w:cs="Noto Sans Symbols" w:eastAsia="Noto Sans Symbols" w:hAnsi="Noto Sans Symbols"/>
         <w:vertAlign w:val="baseline"/>
       </w:rPr>
     </w:lvl>
     <w:lvl w:ilvl="6">
       <w:start w:val="1"/>
-      <w:numFmt w:val="decimal"/>
-      <w:lvlText w:val="%7."/>
+      <w:numFmt w:val="bullet"/>
+      <w:lvlText w:val="●"/>
       <w:lvlJc w:val="left"/>
       <w:pPr>
         <w:ind w:left="2880" w:hanging="360"/>
       </w:pPr>
       <w:rPr>
+        <w:rFonts w:ascii="Noto Sans Symbols" w:cs="Noto Sans Symbols" w:eastAsia="Noto Sans Symbols" w:hAnsi="Noto Sans Symbols"/>
+        <w:sz w:val="20"/>
+        <w:szCs w:val="20"/>
         <w:vertAlign w:val="baseline"/>
       </w:rPr>
     </w:lvl>
     <w:lvl w:ilvl="7">
       <w:start w:val="1"/>
-      <w:numFmt w:val="decimal"/>
-      <w:lvlText w:val="%8."/>
+      <w:numFmt w:val="bullet"/>
+      <w:lvlText w:val="◦"/>
       <w:lvlJc w:val="left"/>
       <w:pPr>
         <w:ind w:left="3240" w:hanging="360"/>
       </w:pPr>
       <w:rPr>
+        <w:rFonts w:ascii="Noto Sans Symbols" w:cs="Noto Sans Symbols" w:eastAsia="Noto Sans Symbols" w:hAnsi="Noto Sans Symbols"/>
         <w:vertAlign w:val="baseline"/>
       </w:rPr>
     </w:lvl>
     <w:lvl w:ilvl="8">
       <w:start w:val="1"/>
-      <w:numFmt w:val="decimal"/>
-      <w:lvlText w:val="%9."/>
+      <w:numFmt w:val="bullet"/>
+      <w:lvlText w:val="▪"/>
       <w:lvlJc w:val="left"/>
       <w:pPr>
         <w:ind w:left="3600" w:hanging="360"/>
       </w:pPr>
       <w:rPr>
-        <w:vertAlign w:val="baseline"/>
-      </w:rPr>
-    </w:lvl>
-  </w:abstractNum>
-  <w:abstractNum w:abstractNumId="5">
-    <w:lvl w:ilvl="0">
-      <w:start w:val="4"/>
-      <w:numFmt w:val="decimal"/>
-      <w:lvlText w:val="%1)"/>
-      <w:lvlJc w:val="left"/>
-      <w:pPr>
-        <w:ind w:left="720" w:hanging="360"/>
-      </w:pPr>
-      <w:rPr>
-        <w:vertAlign w:val="baseline"/>
-      </w:rPr>
-    </w:lvl>
-    <w:lvl w:ilvl="1">
-      <w:start w:val="1"/>
-      <w:numFmt w:val="decimal"/>
-      <w:lvlText w:val="%2."/>
-      <w:lvlJc w:val="left"/>
-      <w:pPr>
-        <w:ind w:left="1080" w:hanging="360"/>
-      </w:pPr>
-      <w:rPr>
-        <w:vertAlign w:val="baseline"/>
-      </w:rPr>
-    </w:lvl>
-    <w:lvl w:ilvl="2">
-      <w:start w:val="1"/>
-      <w:numFmt w:val="decimal"/>
-      <w:lvlText w:val="%3."/>
-      <w:lvlJc w:val="left"/>
-      <w:pPr>
-        <w:ind w:left="1440" w:hanging="360"/>
-      </w:pPr>
-      <w:rPr>
-        <w:vertAlign w:val="baseline"/>
-      </w:rPr>
-    </w:lvl>
-    <w:lvl w:ilvl="3">
-      <w:start w:val="1"/>
-      <w:numFmt w:val="decimal"/>
-      <w:lvlText w:val="%4."/>
-      <w:lvlJc w:val="left"/>
-      <w:pPr>
-        <w:ind w:left="1800" w:hanging="360"/>
-      </w:pPr>
-      <w:rPr>
-        <w:vertAlign w:val="baseline"/>
-      </w:rPr>
-    </w:lvl>
-    <w:lvl w:ilvl="4">
-      <w:start w:val="1"/>
-      <w:numFmt w:val="decimal"/>
-      <w:lvlText w:val="%5."/>
-      <w:lvlJc w:val="left"/>
-      <w:pPr>
-        <w:ind w:left="2160" w:hanging="360"/>
-      </w:pPr>
-      <w:rPr>
-        <w:vertAlign w:val="baseline"/>
-      </w:rPr>
-    </w:lvl>
-    <w:lvl w:ilvl="5">
-      <w:start w:val="1"/>
-      <w:numFmt w:val="decimal"/>
-      <w:lvlText w:val="%6."/>
-      <w:lvlJc w:val="left"/>
-      <w:pPr>
-        <w:ind w:left="2520" w:hanging="360"/>
-      </w:pPr>
-      <w:rPr>
-        <w:vertAlign w:val="baseline"/>
-      </w:rPr>
-    </w:lvl>
-    <w:lvl w:ilvl="6">
-      <w:start w:val="1"/>
-      <w:numFmt w:val="decimal"/>
-      <w:lvlText w:val="%7."/>
-      <w:lvlJc w:val="left"/>
-      <w:pPr>
-        <w:ind w:left="2880" w:hanging="360"/>
-      </w:pPr>
-      <w:rPr>
-        <w:vertAlign w:val="baseline"/>
-      </w:rPr>
-    </w:lvl>
-    <w:lvl w:ilvl="7">
-      <w:start w:val="1"/>
-      <w:numFmt w:val="decimal"/>
-      <w:lvlText w:val="%8."/>
-      <w:lvlJc w:val="left"/>
-      <w:pPr>
-        <w:ind w:left="3240" w:hanging="360"/>
-      </w:pPr>
-      <w:rPr>
-        <w:vertAlign w:val="baseline"/>
-      </w:rPr>
-    </w:lvl>
-    <w:lvl w:ilvl="8">
-      <w:start w:val="1"/>
-      <w:numFmt w:val="decimal"/>
-      <w:lvlText w:val="%9."/>
-      <w:lvlJc w:val="left"/>
-      <w:pPr>
-        <w:ind w:left="3600" w:hanging="360"/>
-      </w:pPr>
-      <w:rPr>
+        <w:rFonts w:ascii="Noto Sans Symbols" w:cs="Noto Sans Symbols" w:eastAsia="Noto Sans Symbols" w:hAnsi="Noto Sans Symbols"/>
         <w:vertAlign w:val="baseline"/>
       </w:rPr>
     </w:lvl>
@@ -4786,7 +4165,8 @@
         <w:ind w:left="720" w:hanging="360"/>
       </w:pPr>
       <w:rPr>
-        <w:rFonts w:ascii="Noto Sans Symbols" w:cs="Noto Sans Symbols" w:eastAsia="Noto Sans Symbols" w:hAnsi="Noto Sans Symbols"/>
+        <w:rFonts w:ascii="Tahoma" w:cs="Tahoma" w:eastAsia="Tahoma" w:hAnsi="Tahoma"/>
+        <w:color w:val="000000"/>
         <w:sz w:val="20"/>
         <w:szCs w:val="20"/>
         <w:vertAlign w:val="baseline"/>
@@ -4801,7 +4181,6 @@
         <w:ind w:left="1080" w:hanging="360"/>
       </w:pPr>
       <w:rPr>
-        <w:rFonts w:ascii="Noto Sans Symbols" w:cs="Noto Sans Symbols" w:eastAsia="Noto Sans Symbols" w:hAnsi="Noto Sans Symbols"/>
         <w:vertAlign w:val="baseline"/>
       </w:rPr>
     </w:lvl>
@@ -4900,36 +4279,31 @@
         <w:ind w:left="720" w:hanging="360"/>
       </w:pPr>
       <w:rPr>
-        <w:rFonts w:ascii="Noto Sans Symbols" w:cs="Noto Sans Symbols" w:eastAsia="Noto Sans Symbols" w:hAnsi="Noto Sans Symbols"/>
-        <w:sz w:val="20"/>
-        <w:szCs w:val="20"/>
-        <w:vertAlign w:val="baseline"/>
+        <w:u w:val="none"/>
       </w:rPr>
     </w:lvl>
     <w:lvl w:ilvl="1">
       <w:start w:val="1"/>
       <w:numFmt w:val="bullet"/>
-      <w:lvlText w:val="◦"/>
+      <w:lvlText w:val="○"/>
       <w:lvlJc w:val="left"/>
       <w:pPr>
-        <w:ind w:left="1080" w:hanging="360"/>
-      </w:pPr>
-      <w:rPr>
-        <w:rFonts w:ascii="Noto Sans Symbols" w:cs="Noto Sans Symbols" w:eastAsia="Noto Sans Symbols" w:hAnsi="Noto Sans Symbols"/>
-        <w:vertAlign w:val="baseline"/>
+        <w:ind w:left="1440" w:hanging="360"/>
+      </w:pPr>
+      <w:rPr>
+        <w:u w:val="none"/>
       </w:rPr>
     </w:lvl>
     <w:lvl w:ilvl="2">
       <w:start w:val="1"/>
       <w:numFmt w:val="bullet"/>
-      <w:lvlText w:val="▪"/>
+      <w:lvlText w:val="■"/>
       <w:lvlJc w:val="left"/>
       <w:pPr>
-        <w:ind w:left="1440" w:hanging="360"/>
-      </w:pPr>
-      <w:rPr>
-        <w:rFonts w:ascii="Noto Sans Symbols" w:cs="Noto Sans Symbols" w:eastAsia="Noto Sans Symbols" w:hAnsi="Noto Sans Symbols"/>
-        <w:vertAlign w:val="baseline"/>
+        <w:ind w:left="2160" w:hanging="360"/>
+      </w:pPr>
+      <w:rPr>
+        <w:u w:val="none"/>
       </w:rPr>
     </w:lvl>
     <w:lvl w:ilvl="3">
@@ -4938,39 +4312,34 @@
       <w:lvlText w:val="●"/>
       <w:lvlJc w:val="left"/>
       <w:pPr>
-        <w:ind w:left="1800" w:hanging="360"/>
-      </w:pPr>
-      <w:rPr>
-        <w:rFonts w:ascii="Noto Sans Symbols" w:cs="Noto Sans Symbols" w:eastAsia="Noto Sans Symbols" w:hAnsi="Noto Sans Symbols"/>
-        <w:sz w:val="20"/>
-        <w:szCs w:val="20"/>
-        <w:vertAlign w:val="baseline"/>
+        <w:ind w:left="2880" w:hanging="360"/>
+      </w:pPr>
+      <w:rPr>
+        <w:u w:val="none"/>
       </w:rPr>
     </w:lvl>
     <w:lvl w:ilvl="4">
       <w:start w:val="1"/>
       <w:numFmt w:val="bullet"/>
-      <w:lvlText w:val="◦"/>
+      <w:lvlText w:val="○"/>
       <w:lvlJc w:val="left"/>
       <w:pPr>
-        <w:ind w:left="2160" w:hanging="360"/>
-      </w:pPr>
-      <w:rPr>
-        <w:rFonts w:ascii="Noto Sans Symbols" w:cs="Noto Sans Symbols" w:eastAsia="Noto Sans Symbols" w:hAnsi="Noto Sans Symbols"/>
-        <w:vertAlign w:val="baseline"/>
+        <w:ind w:left="3600" w:hanging="360"/>
+      </w:pPr>
+      <w:rPr>
+        <w:u w:val="none"/>
       </w:rPr>
     </w:lvl>
     <w:lvl w:ilvl="5">
       <w:start w:val="1"/>
       <w:numFmt w:val="bullet"/>
-      <w:lvlText w:val="▪"/>
+      <w:lvlText w:val="■"/>
       <w:lvlJc w:val="left"/>
       <w:pPr>
-        <w:ind w:left="2520" w:hanging="360"/>
-      </w:pPr>
-      <w:rPr>
-        <w:rFonts w:ascii="Noto Sans Symbols" w:cs="Noto Sans Symbols" w:eastAsia="Noto Sans Symbols" w:hAnsi="Noto Sans Symbols"/>
-        <w:vertAlign w:val="baseline"/>
+        <w:ind w:left="4320" w:hanging="360"/>
+      </w:pPr>
+      <w:rPr>
+        <w:u w:val="none"/>
       </w:rPr>
     </w:lvl>
     <w:lvl w:ilvl="6">
@@ -4979,39 +4348,34 @@
       <w:lvlText w:val="●"/>
       <w:lvlJc w:val="left"/>
       <w:pPr>
-        <w:ind w:left="2880" w:hanging="360"/>
-      </w:pPr>
-      <w:rPr>
-        <w:rFonts w:ascii="Noto Sans Symbols" w:cs="Noto Sans Symbols" w:eastAsia="Noto Sans Symbols" w:hAnsi="Noto Sans Symbols"/>
-        <w:sz w:val="20"/>
-        <w:szCs w:val="20"/>
-        <w:vertAlign w:val="baseline"/>
+        <w:ind w:left="5040" w:hanging="360"/>
+      </w:pPr>
+      <w:rPr>
+        <w:u w:val="none"/>
       </w:rPr>
     </w:lvl>
     <w:lvl w:ilvl="7">
       <w:start w:val="1"/>
       <w:numFmt w:val="bullet"/>
-      <w:lvlText w:val="◦"/>
+      <w:lvlText w:val="○"/>
       <w:lvlJc w:val="left"/>
       <w:pPr>
-        <w:ind w:left="3240" w:hanging="360"/>
-      </w:pPr>
-      <w:rPr>
-        <w:rFonts w:ascii="Noto Sans Symbols" w:cs="Noto Sans Symbols" w:eastAsia="Noto Sans Symbols" w:hAnsi="Noto Sans Symbols"/>
-        <w:vertAlign w:val="baseline"/>
+        <w:ind w:left="5760" w:hanging="360"/>
+      </w:pPr>
+      <w:rPr>
+        <w:u w:val="none"/>
       </w:rPr>
     </w:lvl>
     <w:lvl w:ilvl="8">
       <w:start w:val="1"/>
       <w:numFmt w:val="bullet"/>
-      <w:lvlText w:val="▪"/>
+      <w:lvlText w:val="■"/>
       <w:lvlJc w:val="left"/>
       <w:pPr>
-        <w:ind w:left="3600" w:hanging="360"/>
-      </w:pPr>
-      <w:rPr>
-        <w:rFonts w:ascii="Noto Sans Symbols" w:cs="Noto Sans Symbols" w:eastAsia="Noto Sans Symbols" w:hAnsi="Noto Sans Symbols"/>
-        <w:vertAlign w:val="baseline"/>
+        <w:ind w:left="6480" w:hanging="360"/>
+      </w:pPr>
+      <w:rPr>
+        <w:u w:val="none"/>
       </w:rPr>
     </w:lvl>
   </w:abstractNum>
@@ -5025,35 +4389,31 @@
         <w:ind w:left="720" w:hanging="360"/>
       </w:pPr>
       <w:rPr>
-        <w:rFonts w:ascii="Tahoma" w:cs="Tahoma" w:eastAsia="Tahoma" w:hAnsi="Tahoma"/>
-        <w:color w:val="000000"/>
-        <w:sz w:val="20"/>
-        <w:szCs w:val="20"/>
-        <w:vertAlign w:val="baseline"/>
+        <w:u w:val="none"/>
       </w:rPr>
     </w:lvl>
     <w:lvl w:ilvl="1">
       <w:start w:val="1"/>
-      <w:numFmt w:val="decimal"/>
+      <w:numFmt w:val="lowerLetter"/>
       <w:lvlText w:val="%2."/>
       <w:lvlJc w:val="left"/>
       <w:pPr>
-        <w:ind w:left="1080" w:hanging="360"/>
-      </w:pPr>
-      <w:rPr>
-        <w:vertAlign w:val="baseline"/>
+        <w:ind w:left="1440" w:hanging="360"/>
+      </w:pPr>
+      <w:rPr>
+        <w:u w:val="none"/>
       </w:rPr>
     </w:lvl>
     <w:lvl w:ilvl="2">
       <w:start w:val="1"/>
-      <w:numFmt w:val="decimal"/>
+      <w:numFmt w:val="lowerRoman"/>
       <w:lvlText w:val="%3."/>
       <w:lvlJc w:val="left"/>
       <w:pPr>
-        <w:ind w:left="1440" w:hanging="360"/>
-      </w:pPr>
-      <w:rPr>
-        <w:vertAlign w:val="baseline"/>
+        <w:ind w:left="2160" w:hanging="360"/>
+      </w:pPr>
+      <w:rPr>
+        <w:u w:val="none"/>
       </w:rPr>
     </w:lvl>
     <w:lvl w:ilvl="3">
@@ -5062,34 +4422,34 @@
       <w:lvlText w:val="%4."/>
       <w:lvlJc w:val="left"/>
       <w:pPr>
-        <w:ind w:left="1800" w:hanging="360"/>
-      </w:pPr>
-      <w:rPr>
-        <w:vertAlign w:val="baseline"/>
+        <w:ind w:left="2880" w:hanging="360"/>
+      </w:pPr>
+      <w:rPr>
+        <w:u w:val="none"/>
       </w:rPr>
     </w:lvl>
     <w:lvl w:ilvl="4">
       <w:start w:val="1"/>
-      <w:numFmt w:val="decimal"/>
+      <w:numFmt w:val="lowerLetter"/>
       <w:lvlText w:val="%5."/>
       <w:lvlJc w:val="left"/>
       <w:pPr>
-        <w:ind w:left="2160" w:hanging="360"/>
-      </w:pPr>
-      <w:rPr>
-        <w:vertAlign w:val="baseline"/>
+        <w:ind w:left="3600" w:hanging="360"/>
+      </w:pPr>
+      <w:rPr>
+        <w:u w:val="none"/>
       </w:rPr>
     </w:lvl>
     <w:lvl w:ilvl="5">
       <w:start w:val="1"/>
-      <w:numFmt w:val="decimal"/>
+      <w:numFmt w:val="lowerRoman"/>
       <w:lvlText w:val="%6."/>
       <w:lvlJc w:val="left"/>
       <w:pPr>
-        <w:ind w:left="2520" w:hanging="360"/>
-      </w:pPr>
-      <w:rPr>
-        <w:vertAlign w:val="baseline"/>
+        <w:ind w:left="4320" w:hanging="360"/>
+      </w:pPr>
+      <w:rPr>
+        <w:u w:val="none"/>
       </w:rPr>
     </w:lvl>
     <w:lvl w:ilvl="6">
@@ -5098,468 +4458,28 @@
       <w:lvlText w:val="%7."/>
       <w:lvlJc w:val="left"/>
       <w:pPr>
-        <w:ind w:left="2880" w:hanging="360"/>
-      </w:pPr>
-      <w:rPr>
-        <w:vertAlign w:val="baseline"/>
+        <w:ind w:left="5040" w:hanging="360"/>
+      </w:pPr>
+      <w:rPr>
+        <w:u w:val="none"/>
       </w:rPr>
     </w:lvl>
     <w:lvl w:ilvl="7">
       <w:start w:val="1"/>
-      <w:numFmt w:val="decimal"/>
+      <w:numFmt w:val="lowerLetter"/>
       <w:lvlText w:val="%8."/>
       <w:lvlJc w:val="left"/>
       <w:pPr>
-        <w:ind w:left="3240" w:hanging="360"/>
-      </w:pPr>
-      <w:rPr>
-        <w:vertAlign w:val="baseline"/>
+        <w:ind w:left="5760" w:hanging="360"/>
+      </w:pPr>
+      <w:rPr>
+        <w:u w:val="none"/>
       </w:rPr>
     </w:lvl>
     <w:lvl w:ilvl="8">
       <w:start w:val="1"/>
-      <w:numFmt w:val="decimal"/>
+      <w:numFmt w:val="lowerRoman"/>
       <w:lvlText w:val="%9."/>
-      <w:lvlJc w:val="left"/>
-      <w:pPr>
-        <w:ind w:left="3600" w:hanging="360"/>
-      </w:pPr>
-      <w:rPr>
-        <w:vertAlign w:val="baseline"/>
-      </w:rPr>
-    </w:lvl>
-  </w:abstractNum>
-  <w:abstractNum w:abstractNumId="9">
-    <w:lvl w:ilvl="0">
-      <w:start w:val="1"/>
-      <w:numFmt w:val="decimal"/>
-      <w:lvlText w:val="%1)"/>
-      <w:lvlJc w:val="left"/>
-      <w:pPr>
-        <w:ind w:left="720" w:hanging="360"/>
-      </w:pPr>
-      <w:rPr>
-        <w:vertAlign w:val="baseline"/>
-      </w:rPr>
-    </w:lvl>
-    <w:lvl w:ilvl="1">
-      <w:start w:val="1"/>
-      <w:numFmt w:val="decimal"/>
-      <w:lvlText w:val="%2."/>
-      <w:lvlJc w:val="left"/>
-      <w:pPr>
-        <w:ind w:left="1080" w:hanging="360"/>
-      </w:pPr>
-      <w:rPr>
-        <w:vertAlign w:val="baseline"/>
-      </w:rPr>
-    </w:lvl>
-    <w:lvl w:ilvl="2">
-      <w:start w:val="1"/>
-      <w:numFmt w:val="decimal"/>
-      <w:lvlText w:val="%3."/>
-      <w:lvlJc w:val="left"/>
-      <w:pPr>
-        <w:ind w:left="1440" w:hanging="360"/>
-      </w:pPr>
-      <w:rPr>
-        <w:vertAlign w:val="baseline"/>
-      </w:rPr>
-    </w:lvl>
-    <w:lvl w:ilvl="3">
-      <w:start w:val="1"/>
-      <w:numFmt w:val="decimal"/>
-      <w:lvlText w:val="%4."/>
-      <w:lvlJc w:val="left"/>
-      <w:pPr>
-        <w:ind w:left="1800" w:hanging="360"/>
-      </w:pPr>
-      <w:rPr>
-        <w:vertAlign w:val="baseline"/>
-      </w:rPr>
-    </w:lvl>
-    <w:lvl w:ilvl="4">
-      <w:start w:val="1"/>
-      <w:numFmt w:val="decimal"/>
-      <w:lvlText w:val="%5."/>
-      <w:lvlJc w:val="left"/>
-      <w:pPr>
-        <w:ind w:left="2160" w:hanging="360"/>
-      </w:pPr>
-      <w:rPr>
-        <w:vertAlign w:val="baseline"/>
-      </w:rPr>
-    </w:lvl>
-    <w:lvl w:ilvl="5">
-      <w:start w:val="1"/>
-      <w:numFmt w:val="decimal"/>
-      <w:lvlText w:val="%6."/>
-      <w:lvlJc w:val="left"/>
-      <w:pPr>
-        <w:ind w:left="2520" w:hanging="360"/>
-      </w:pPr>
-      <w:rPr>
-        <w:vertAlign w:val="baseline"/>
-      </w:rPr>
-    </w:lvl>
-    <w:lvl w:ilvl="6">
-      <w:start w:val="1"/>
-      <w:numFmt w:val="decimal"/>
-      <w:lvlText w:val="%7."/>
-      <w:lvlJc w:val="left"/>
-      <w:pPr>
-        <w:ind w:left="2880" w:hanging="360"/>
-      </w:pPr>
-      <w:rPr>
-        <w:vertAlign w:val="baseline"/>
-      </w:rPr>
-    </w:lvl>
-    <w:lvl w:ilvl="7">
-      <w:start w:val="1"/>
-      <w:numFmt w:val="decimal"/>
-      <w:lvlText w:val="%8."/>
-      <w:lvlJc w:val="left"/>
-      <w:pPr>
-        <w:ind w:left="3240" w:hanging="360"/>
-      </w:pPr>
-      <w:rPr>
-        <w:vertAlign w:val="baseline"/>
-      </w:rPr>
-    </w:lvl>
-    <w:lvl w:ilvl="8">
-      <w:start w:val="1"/>
-      <w:numFmt w:val="decimal"/>
-      <w:lvlText w:val="%9."/>
-      <w:lvlJc w:val="left"/>
-      <w:pPr>
-        <w:ind w:left="3600" w:hanging="360"/>
-      </w:pPr>
-      <w:rPr>
-        <w:vertAlign w:val="baseline"/>
-      </w:rPr>
-    </w:lvl>
-  </w:abstractNum>
-  <w:abstractNum w:abstractNumId="10">
-    <w:lvl w:ilvl="0">
-      <w:start w:val="2"/>
-      <w:numFmt w:val="decimal"/>
-      <w:lvlText w:val="%1)"/>
-      <w:lvlJc w:val="left"/>
-      <w:pPr>
-        <w:ind w:left="720" w:hanging="360"/>
-      </w:pPr>
-      <w:rPr>
-        <w:vertAlign w:val="baseline"/>
-      </w:rPr>
-    </w:lvl>
-    <w:lvl w:ilvl="1">
-      <w:start w:val="1"/>
-      <w:numFmt w:val="decimal"/>
-      <w:lvlText w:val="%2."/>
-      <w:lvlJc w:val="left"/>
-      <w:pPr>
-        <w:ind w:left="1080" w:hanging="360"/>
-      </w:pPr>
-      <w:rPr>
-        <w:vertAlign w:val="baseline"/>
-      </w:rPr>
-    </w:lvl>
-    <w:lvl w:ilvl="2">
-      <w:start w:val="1"/>
-      <w:numFmt w:val="decimal"/>
-      <w:lvlText w:val="%3."/>
-      <w:lvlJc w:val="left"/>
-      <w:pPr>
-        <w:ind w:left="1440" w:hanging="360"/>
-      </w:pPr>
-      <w:rPr>
-        <w:vertAlign w:val="baseline"/>
-      </w:rPr>
-    </w:lvl>
-    <w:lvl w:ilvl="3">
-      <w:start w:val="1"/>
-      <w:numFmt w:val="decimal"/>
-      <w:lvlText w:val="%4."/>
-      <w:lvlJc w:val="left"/>
-      <w:pPr>
-        <w:ind w:left="1800" w:hanging="360"/>
-      </w:pPr>
-      <w:rPr>
-        <w:vertAlign w:val="baseline"/>
-      </w:rPr>
-    </w:lvl>
-    <w:lvl w:ilvl="4">
-      <w:start w:val="1"/>
-      <w:numFmt w:val="decimal"/>
-      <w:lvlText w:val="%5."/>
-      <w:lvlJc w:val="left"/>
-      <w:pPr>
-        <w:ind w:left="2160" w:hanging="360"/>
-      </w:pPr>
-      <w:rPr>
-        <w:vertAlign w:val="baseline"/>
-      </w:rPr>
-    </w:lvl>
-    <w:lvl w:ilvl="5">
-      <w:start w:val="1"/>
-      <w:numFmt w:val="decimal"/>
-      <w:lvlText w:val="%6."/>
-      <w:lvlJc w:val="left"/>
-      <w:pPr>
-        <w:ind w:left="2520" w:hanging="360"/>
-      </w:pPr>
-      <w:rPr>
-        <w:vertAlign w:val="baseline"/>
-      </w:rPr>
-    </w:lvl>
-    <w:lvl w:ilvl="6">
-      <w:start w:val="1"/>
-      <w:numFmt w:val="decimal"/>
-      <w:lvlText w:val="%7."/>
-      <w:lvlJc w:val="left"/>
-      <w:pPr>
-        <w:ind w:left="2880" w:hanging="360"/>
-      </w:pPr>
-      <w:rPr>
-        <w:vertAlign w:val="baseline"/>
-      </w:rPr>
-    </w:lvl>
-    <w:lvl w:ilvl="7">
-      <w:start w:val="1"/>
-      <w:numFmt w:val="decimal"/>
-      <w:lvlText w:val="%8."/>
-      <w:lvlJc w:val="left"/>
-      <w:pPr>
-        <w:ind w:left="3240" w:hanging="360"/>
-      </w:pPr>
-      <w:rPr>
-        <w:vertAlign w:val="baseline"/>
-      </w:rPr>
-    </w:lvl>
-    <w:lvl w:ilvl="8">
-      <w:start w:val="1"/>
-      <w:numFmt w:val="decimal"/>
-      <w:lvlText w:val="%9."/>
-      <w:lvlJc w:val="left"/>
-      <w:pPr>
-        <w:ind w:left="3600" w:hanging="360"/>
-      </w:pPr>
-      <w:rPr>
-        <w:vertAlign w:val="baseline"/>
-      </w:rPr>
-    </w:lvl>
-  </w:abstractNum>
-  <w:abstractNum w:abstractNumId="11">
-    <w:lvl w:ilvl="0">
-      <w:start w:val="1"/>
-      <w:numFmt w:val="decimal"/>
-      <w:lvlText w:val="%1)"/>
-      <w:lvlJc w:val="left"/>
-      <w:pPr>
-        <w:ind w:left="720" w:hanging="360"/>
-      </w:pPr>
-      <w:rPr>
-        <w:vertAlign w:val="baseline"/>
-      </w:rPr>
-    </w:lvl>
-    <w:lvl w:ilvl="1">
-      <w:start w:val="1"/>
-      <w:numFmt w:val="decimal"/>
-      <w:lvlText w:val="%2."/>
-      <w:lvlJc w:val="left"/>
-      <w:pPr>
-        <w:ind w:left="1080" w:hanging="360"/>
-      </w:pPr>
-      <w:rPr>
-        <w:vertAlign w:val="baseline"/>
-      </w:rPr>
-    </w:lvl>
-    <w:lvl w:ilvl="2">
-      <w:start w:val="1"/>
-      <w:numFmt w:val="decimal"/>
-      <w:lvlText w:val="%3."/>
-      <w:lvlJc w:val="left"/>
-      <w:pPr>
-        <w:ind w:left="1440" w:hanging="360"/>
-      </w:pPr>
-      <w:rPr>
-        <w:vertAlign w:val="baseline"/>
-      </w:rPr>
-    </w:lvl>
-    <w:lvl w:ilvl="3">
-      <w:start w:val="1"/>
-      <w:numFmt w:val="decimal"/>
-      <w:lvlText w:val="%4."/>
-      <w:lvlJc w:val="left"/>
-      <w:pPr>
-        <w:ind w:left="1800" w:hanging="360"/>
-      </w:pPr>
-      <w:rPr>
-        <w:vertAlign w:val="baseline"/>
-      </w:rPr>
-    </w:lvl>
-    <w:lvl w:ilvl="4">
-      <w:start w:val="1"/>
-      <w:numFmt w:val="decimal"/>
-      <w:lvlText w:val="%5."/>
-      <w:lvlJc w:val="left"/>
-      <w:pPr>
-        <w:ind w:left="2160" w:hanging="360"/>
-      </w:pPr>
-      <w:rPr>
-        <w:vertAlign w:val="baseline"/>
-      </w:rPr>
-    </w:lvl>
-    <w:lvl w:ilvl="5">
-      <w:start w:val="1"/>
-      <w:numFmt w:val="decimal"/>
-      <w:lvlText w:val="%6."/>
-      <w:lvlJc w:val="left"/>
-      <w:pPr>
-        <w:ind w:left="2520" w:hanging="360"/>
-      </w:pPr>
-      <w:rPr>
-        <w:vertAlign w:val="baseline"/>
-      </w:rPr>
-    </w:lvl>
-    <w:lvl w:ilvl="6">
-      <w:start w:val="1"/>
-      <w:numFmt w:val="decimal"/>
-      <w:lvlText w:val="%7."/>
-      <w:lvlJc w:val="left"/>
-      <w:pPr>
-        <w:ind w:left="2880" w:hanging="360"/>
-      </w:pPr>
-      <w:rPr>
-        <w:vertAlign w:val="baseline"/>
-      </w:rPr>
-    </w:lvl>
-    <w:lvl w:ilvl="7">
-      <w:start w:val="1"/>
-      <w:numFmt w:val="decimal"/>
-      <w:lvlText w:val="%8."/>
-      <w:lvlJc w:val="left"/>
-      <w:pPr>
-        <w:ind w:left="3240" w:hanging="360"/>
-      </w:pPr>
-      <w:rPr>
-        <w:vertAlign w:val="baseline"/>
-      </w:rPr>
-    </w:lvl>
-    <w:lvl w:ilvl="8">
-      <w:start w:val="1"/>
-      <w:numFmt w:val="decimal"/>
-      <w:lvlText w:val="%9."/>
-      <w:lvlJc w:val="left"/>
-      <w:pPr>
-        <w:ind w:left="3600" w:hanging="360"/>
-      </w:pPr>
-      <w:rPr>
-        <w:vertAlign w:val="baseline"/>
-      </w:rPr>
-    </w:lvl>
-  </w:abstractNum>
-  <w:abstractNum w:abstractNumId="12">
-    <w:lvl w:ilvl="0">
-      <w:start w:val="1"/>
-      <w:numFmt w:val="bullet"/>
-      <w:lvlText w:val="●"/>
-      <w:lvlJc w:val="left"/>
-      <w:pPr>
-        <w:ind w:left="720" w:hanging="360"/>
-      </w:pPr>
-      <w:rPr>
-        <w:u w:val="none"/>
-      </w:rPr>
-    </w:lvl>
-    <w:lvl w:ilvl="1">
-      <w:start w:val="1"/>
-      <w:numFmt w:val="bullet"/>
-      <w:lvlText w:val="○"/>
-      <w:lvlJc w:val="left"/>
-      <w:pPr>
-        <w:ind w:left="1440" w:hanging="360"/>
-      </w:pPr>
-      <w:rPr>
-        <w:u w:val="none"/>
-      </w:rPr>
-    </w:lvl>
-    <w:lvl w:ilvl="2">
-      <w:start w:val="1"/>
-      <w:numFmt w:val="bullet"/>
-      <w:lvlText w:val="■"/>
-      <w:lvlJc w:val="left"/>
-      <w:pPr>
-        <w:ind w:left="2160" w:hanging="360"/>
-      </w:pPr>
-      <w:rPr>
-        <w:u w:val="none"/>
-      </w:rPr>
-    </w:lvl>
-    <w:lvl w:ilvl="3">
-      <w:start w:val="1"/>
-      <w:numFmt w:val="bullet"/>
-      <w:lvlText w:val="●"/>
-      <w:lvlJc w:val="left"/>
-      <w:pPr>
-        <w:ind w:left="2880" w:hanging="360"/>
-      </w:pPr>
-      <w:rPr>
-        <w:u w:val="none"/>
-      </w:rPr>
-    </w:lvl>
-    <w:lvl w:ilvl="4">
-      <w:start w:val="1"/>
-      <w:numFmt w:val="bullet"/>
-      <w:lvlText w:val="○"/>
-      <w:lvlJc w:val="left"/>
-      <w:pPr>
-        <w:ind w:left="3600" w:hanging="360"/>
-      </w:pPr>
-      <w:rPr>
-        <w:u w:val="none"/>
-      </w:rPr>
-    </w:lvl>
-    <w:lvl w:ilvl="5">
-      <w:start w:val="1"/>
-      <w:numFmt w:val="bullet"/>
-      <w:lvlText w:val="■"/>
-      <w:lvlJc w:val="left"/>
-      <w:pPr>
-        <w:ind w:left="4320" w:hanging="360"/>
-      </w:pPr>
-      <w:rPr>
-        <w:u w:val="none"/>
-      </w:rPr>
-    </w:lvl>
-    <w:lvl w:ilvl="6">
-      <w:start w:val="1"/>
-      <w:numFmt w:val="bullet"/>
-      <w:lvlText w:val="●"/>
-      <w:lvlJc w:val="left"/>
-      <w:pPr>
-        <w:ind w:left="5040" w:hanging="360"/>
-      </w:pPr>
-      <w:rPr>
-        <w:u w:val="none"/>
-      </w:rPr>
-    </w:lvl>
-    <w:lvl w:ilvl="7">
-      <w:start w:val="1"/>
-      <w:numFmt w:val="bullet"/>
-      <w:lvlText w:val="○"/>
-      <w:lvlJc w:val="left"/>
-      <w:pPr>
-        <w:ind w:left="5760" w:hanging="360"/>
-      </w:pPr>
-      <w:rPr>
-        <w:u w:val="none"/>
-      </w:rPr>
-    </w:lvl>
-    <w:lvl w:ilvl="8">
-      <w:start w:val="1"/>
-      <w:numFmt w:val="bullet"/>
-      <w:lvlText w:val="■"/>
       <w:lvlJc w:val="left"/>
       <w:pPr>
         <w:ind w:left="6480" w:hanging="360"/>
@@ -5592,18 +4512,6 @@
   </w:num>
   <w:num w:numId="8">
     <w:abstractNumId w:val="8"/>
-  </w:num>
-  <w:num w:numId="9">
-    <w:abstractNumId w:val="9"/>
-  </w:num>
-  <w:num w:numId="10">
-    <w:abstractNumId w:val="10"/>
-  </w:num>
-  <w:num w:numId="11">
-    <w:abstractNumId w:val="11"/>
-  </w:num>
-  <w:num w:numId="12">
-    <w:abstractNumId w:val="12"/>
   </w:num>
 </w:numbering>
 </file>
